--- a/docs/평가 시작.docx
+++ b/docs/평가 시작.docx
@@ -3,959 +3,2101 @@
 <w:document xmlns:wpc="http://schemas.microsoft.com/office/word/2010/wordprocessingCanvas" xmlns:cx="http://schemas.microsoft.com/office/drawing/2014/chartex" xmlns:cx1="http://schemas.microsoft.com/office/drawing/2015/9/8/chartex" xmlns:cx2="http://schemas.microsoft.com/office/drawing/2015/10/21/chartex" xmlns:cx3="http://schemas.microsoft.com/office/drawing/2016/5/9/chartex" xmlns:cx4="http://schemas.microsoft.com/office/drawing/2016/5/10/chartex" xmlns:cx5="http://schemas.microsoft.com/office/drawing/2016/5/11/chartex" xmlns:cx6="http://schemas.microsoft.com/office/drawing/2016/5/12/chartex" xmlns:cx7="http://schemas.microsoft.com/office/drawing/2016/5/13/chartex" xmlns:cx8="http://schemas.microsoft.com/office/drawing/2016/5/14/chartex" xmlns:mc="http://schemas.openxmlformats.org/markup-compatibility/2006" xmlns:aink="http://schemas.microsoft.com/office/drawing/2016/ink" xmlns:am3d="http://schemas.microsoft.com/office/drawing/2017/model3d" xmlns:o="urn:schemas-microsoft-com:office:office" xmlns:oel="http://schemas.microsoft.com/office/2019/extlst" xmlns:r="http://schemas.openxmlformats.org/officeDocument/2006/relationships" xmlns:m="http://schemas.openxmlformats.org/officeDocument/2006/math" xmlns:v="urn:schemas-microsoft-com:vml" xmlns:wp14="http://schemas.microsoft.com/office/word/2010/wordprocessingDrawing" xmlns:wp="http://schemas.openxmlformats.org/drawingml/2006/wordprocessingDrawing" xmlns:w10="urn:schemas-microsoft-com:office:word" xmlns:w="http://schemas.openxmlformats.org/wordprocessingml/2006/main" xmlns:w14="http://schemas.microsoft.com/office/word/2010/wordml" xmlns:w15="http://schemas.microsoft.com/office/word/2012/wordml" xmlns:w16cex="http://schemas.microsoft.com/office/word/2018/wordml/cex" xmlns:w16cid="http://schemas.microsoft.com/office/word/2016/wordml/cid" xmlns:w16="http://schemas.microsoft.com/office/word/2018/wordml" xmlns:w16du="http://schemas.microsoft.com/office/word/2023/wordml/word16du" xmlns:w16sdtdh="http://schemas.microsoft.com/office/word/2020/wordml/sdtdatahash" xmlns:w16sdtfl="http://schemas.microsoft.com/office/word/2024/wordml/sdtformatlock" xmlns:w16se="http://schemas.microsoft.com/office/word/2015/wordml/symex" xmlns:wpg="http://schemas.microsoft.com/office/word/2010/wordprocessingGroup" xmlns:wpi="http://schemas.microsoft.com/office/word/2010/wordprocessingInk" xmlns:wne="http://schemas.microsoft.com/office/word/2006/wordml" xmlns:wps="http://schemas.microsoft.com/office/word/2010/wordprocessingShape" mc:Ignorable="w14 w15 w16se w16cid w16 w16cex w16sdtdh w16sdtfl w16du wp14">
   <w:body>
     <w:p>
-      <w:r>
-        <w:t>[평가 시작] dataset=unseen  7개 케이스  mode=classify-only</w:t>
+      <w:pPr>
+        <w:rPr>
+          <w:rFonts w:hint="eastAsia"/>
+          <w:b/>
+          <w:bCs/>
+        </w:rPr>
+      </w:pPr>
+      <w:r>
+        <w:rPr>
+          <w:rFonts w:hint="eastAsia"/>
+          <w:b/>
+          <w:bCs/>
+        </w:rPr>
+        <w:t>서울특별시 강남구까지만 입력하고 검색누르면</w:t>
+      </w:r>
+    </w:p>
+    <w:p>
+      <w:r>
+        <w:rPr>
+          <w:b/>
+          <w:bCs/>
+        </w:rPr>
+        <w:t>施設名で</w:t>
+      </w:r>
+      <w:r>
+        <w:rPr>
+          <w:rFonts w:ascii="Noto Sans KR" w:eastAsia="Noto Sans KR" w:hAnsi="Noto Sans KR" w:cs="Noto Sans KR" w:hint="eastAsia"/>
+          <w:b/>
+          <w:bCs/>
+        </w:rPr>
+        <w:t>検</w:t>
+      </w:r>
+      <w:r>
+        <w:rPr>
+          <w:rFonts w:ascii="Malgun Gothic" w:eastAsia="Malgun Gothic" w:hAnsi="Malgun Gothic" w:cs="Malgun Gothic" w:hint="eastAsia"/>
+          <w:b/>
+          <w:bCs/>
+        </w:rPr>
+        <w:t>索</w:t>
+      </w:r>
+      <w:r>
+        <w:rPr>
+          <w:b/>
+          <w:bCs/>
+        </w:rPr>
+        <w:t> </w:t>
+      </w:r>
+      <w:r>
+        <w:t>任意</w:t>
+      </w:r>
+      <w:r>
+        <w:rPr>
+          <w:rFonts w:hint="eastAsia"/>
+        </w:rPr>
+        <w:t xml:space="preserve"> 에 강남구밖에 조회가 안됨 상세 주소 데이터가 다 조회됐으면 하는데</w:t>
+      </w:r>
+      <w:r>
+        <w:t>…</w:t>
+      </w:r>
+      <w:r>
+        <w:rPr>
+          <w:rFonts w:hint="eastAsia"/>
+        </w:rPr>
+        <w:t xml:space="preserve"> </w:t>
       </w:r>
     </w:p>
     <w:p/>
     <w:p>
-      <w:proofErr w:type="spellStart"/>
-      <w:r>
-        <w:t>WARNING:src.chain.router:_classify</w:t>
-      </w:r>
-      <w:proofErr w:type="spellEnd"/>
-      <w:r>
-        <w:t xml:space="preserve"> failed for '서울 지하철에서 티머니는 어떻게 써?': Error code: 429 - {'error': {'message': 'You exceeded your current quota, please check your plan and billing details. For more information on this error, read the docs: https://platform.openai.com/docs/guides/error-codes/api-errors.', 'type': '</w:t>
-      </w:r>
-      <w:proofErr w:type="spellStart"/>
-      <w:r>
-        <w:t>insufficient_quota</w:t>
-      </w:r>
-      <w:proofErr w:type="spellEnd"/>
-      <w:r>
-        <w:t>', 'param': None, 'code': '</w:t>
-      </w:r>
-      <w:proofErr w:type="spellStart"/>
-      <w:r>
-        <w:t>insufficient_quota</w:t>
-      </w:r>
-      <w:proofErr w:type="spellEnd"/>
-      <w:r>
-        <w:t>'}}</w:t>
+      <w:pPr>
+        <w:rPr>
+          <w:b/>
+          <w:bCs/>
+        </w:rPr>
+      </w:pPr>
+      <w:r>
+        <w:rPr>
+          <w:b/>
+          <w:bCs/>
+        </w:rPr>
+        <w:t> 업무내용</w:t>
       </w:r>
     </w:p>
     <w:p>
-      <w:r>
-        <w:t xml:space="preserve">  [FALLBACK] T005: _classify() 실패 — API 오류 또는 JSON 파싱 실패. 로그(WARNING)에서 원인 확인. 카테고리 기본값='general'</w:t>
+      <w:pPr>
+        <w:numPr>
+          <w:ilvl w:val="0"/>
+          <w:numId w:val="4"/>
+        </w:numPr>
+      </w:pPr>
+      <w:r>
+        <w:rPr>
+          <w:b/>
+          <w:bCs/>
+        </w:rPr>
+        <w:t>frontend/home.html 인코딩 복구</w:t>
+      </w:r>
+      <w:r>
+        <w:t> </w:t>
+      </w:r>
+      <w:r>
+        <w:rPr>
+          <w:rFonts w:ascii="Noto Sans KR" w:eastAsia="Noto Sans KR" w:hAnsi="Noto Sans KR" w:cs="Noto Sans KR" w:hint="eastAsia"/>
+        </w:rPr>
+        <w:t>・</w:t>
+      </w:r>
+      <w:r>
+        <w:rPr>
+          <w:rFonts w:ascii="Malgun Gothic" w:eastAsia="Malgun Gothic" w:hAnsi="Malgun Gothic" w:cs="Malgun Gothic" w:hint="eastAsia"/>
+        </w:rPr>
+        <w:t>파일</w:t>
+      </w:r>
+      <w:r>
+        <w:t xml:space="preserve"> 수정 중 일본어 텍스트 </w:t>
+      </w:r>
+      <w:r>
+        <w:rPr>
+          <w:rFonts w:hint="eastAsia"/>
+        </w:rPr>
+        <w:t xml:space="preserve">깨짐 현상 </w:t>
+      </w:r>
+      <w:r>
+        <w:t>발생 (ログアウト → </w:t>
+      </w:r>
+      <w:r>
+        <w:rPr>
+          <w:rFonts w:ascii="ＭＳ ゴシック" w:eastAsia="ＭＳ ゴシック" w:hAnsi="ＭＳ ゴシック" w:cs="ＭＳ ゴシック" w:hint="eastAsia"/>
+        </w:rPr>
+        <w:t>繝ｭ繧ｰ繧｢繧ｦ繝・</w:t>
+      </w:r>
+      <w:r>
+        <w:t xml:space="preserve">) </w:t>
       </w:r>
     </w:p>
     <w:p>
-      <w:r>
-        <w:t xml:space="preserve">T005   </w:t>
-      </w:r>
-      <w:r>
-        <w:rPr>
-          <w:rFonts w:ascii="Segoe UI Emoji" w:hAnsi="Segoe UI Emoji" w:cs="Segoe UI Emoji"/>
-        </w:rPr>
-        <w:t>❌</w:t>
-      </w:r>
-      <w:r>
-        <w:t xml:space="preserve"> general       </w:t>
-      </w:r>
-      <w:r>
-        <w:rPr>
-          <w:rFonts w:ascii="Segoe UI Symbol" w:hAnsi="Segoe UI Symbol" w:cs="Segoe UI Symbol"/>
-        </w:rPr>
-        <w:t>⚠</w:t>
-      </w:r>
-      <w:r>
-        <w:t xml:space="preserve">  kw=ソウル </w:t>
-      </w:r>
+      <w:pPr>
+        <w:ind w:left="720"/>
+      </w:pPr>
       <w:r>
         <w:rPr>
           <w:rFonts w:ascii="Noto Sans KR" w:eastAsia="Noto Sans KR" w:hAnsi="Noto Sans KR" w:cs="Noto Sans KR" w:hint="eastAsia"/>
         </w:rPr>
-        <w:t>観</w:t>
+        <w:t>・</w:t>
       </w:r>
       <w:r>
         <w:rPr>
           <w:rFonts w:ascii="Malgun Gothic" w:eastAsia="Malgun Gothic" w:hAnsi="Malgun Gothic" w:cs="Malgun Gothic" w:hint="eastAsia"/>
         </w:rPr>
-        <w:t>光</w:t>
-      </w:r>
-      <w:r>
-        <w:t xml:space="preserve">                     8551ms</w:t>
+        <w:t>원인</w:t>
+      </w:r>
+      <w:r>
+        <w:t xml:space="preserve">: UTF-8 BOM + CP932 이중 변환 저장 </w:t>
       </w:r>
     </w:p>
     <w:p>
-      <w:r>
-        <w:t xml:space="preserve">       </w:t>
-      </w:r>
-      <w:r>
-        <w:rPr>
-          <w:rFonts w:ascii="Cambria Math" w:hAnsi="Cambria Math" w:cs="Cambria Math"/>
-        </w:rPr>
-        <w:t>↳</w:t>
-      </w:r>
-      <w:r>
-        <w:t xml:space="preserve"> expected: transport</w:t>
+      <w:pPr>
+        <w:ind w:left="720"/>
+      </w:pPr>
+      <w:r>
+        <w:rPr>
+          <w:rFonts w:ascii="Noto Sans KR" w:eastAsia="Noto Sans KR" w:hAnsi="Noto Sans KR" w:cs="Noto Sans KR" w:hint="eastAsia"/>
+        </w:rPr>
+        <w:t>・</w:t>
+      </w:r>
+      <w:r>
+        <w:rPr>
+          <w:rFonts w:ascii="Malgun Gothic" w:eastAsia="Malgun Gothic" w:hAnsi="Malgun Gothic" w:cs="Malgun Gothic" w:hint="eastAsia"/>
+        </w:rPr>
+        <w:t>커밋</w:t>
+      </w:r>
+      <w:r>
+        <w:t xml:space="preserve"> 버전에서 복구 후 추가 기능 재반영 (UTF-8, BOM 없음)</w:t>
       </w:r>
     </w:p>
     <w:p>
-      <w:proofErr w:type="spellStart"/>
-      <w:r>
-        <w:t>WARNING:src.chain.router:_classify</w:t>
-      </w:r>
-      <w:proofErr w:type="spellEnd"/>
-      <w:r>
-        <w:t xml:space="preserve"> failed for '부산 해운대 근처 관광지 추천': Error code: 429 - {'error': {'message': 'You exceeded your current quota, please check your plan and billing details. For more information on this error, read the docs: https://platform.openai.com/docs/guides/error-codes/api-errors.', 'type': '</w:t>
-      </w:r>
-      <w:proofErr w:type="spellStart"/>
-      <w:r>
-        <w:t>insufficient_quota</w:t>
-      </w:r>
-      <w:proofErr w:type="spellEnd"/>
-      <w:r>
-        <w:t>', 'param': None, 'code': '</w:t>
-      </w:r>
-      <w:proofErr w:type="spellStart"/>
-      <w:r>
-        <w:t>insufficient_quota</w:t>
-      </w:r>
-      <w:proofErr w:type="spellEnd"/>
-      <w:r>
-        <w:t>'}}</w:t>
+      <w:pPr>
+        <w:numPr>
+          <w:ilvl w:val="0"/>
+          <w:numId w:val="4"/>
+        </w:numPr>
+      </w:pPr>
+      <w:r>
+        <w:rPr>
+          <w:b/>
+          <w:bCs/>
+        </w:rPr>
+        <w:t>호텔 まだ未定 모드 UI 개선</w:t>
+      </w:r>
+      <w:r>
+        <w:t> </w:t>
       </w:r>
     </w:p>
     <w:p>
-      <w:r>
-        <w:t xml:space="preserve">  [FALLBACK] T007: _classify() 실패 — API 오류 또는 JSON 파싱 실패. 로그(WARNING)에서 원인 확인. 카테고리 기본값='general'</w:t>
+      <w:pPr>
+        <w:ind w:left="720"/>
+      </w:pPr>
+      <w:r>
+        <w:rPr>
+          <w:rFonts w:ascii="Noto Sans KR" w:eastAsia="Noto Sans KR" w:hAnsi="Noto Sans KR" w:cs="Noto Sans KR" w:hint="eastAsia"/>
+        </w:rPr>
+        <w:t>・</w:t>
+      </w:r>
+      <w:r>
+        <w:rPr>
+          <w:rFonts w:ascii="Malgun Gothic" w:eastAsia="Malgun Gothic" w:hAnsi="Malgun Gothic" w:cs="Malgun Gothic" w:hint="eastAsia"/>
+        </w:rPr>
+        <w:t>숙소</w:t>
+      </w:r>
+      <w:r>
+        <w:t xml:space="preserve"> 미정 시 지역 선택만으로 예약 완료 처리하지 않고, 해당 지역 호텔 추천 목록 표시 </w:t>
       </w:r>
     </w:p>
     <w:p>
-      <w:r>
-        <w:t xml:space="preserve">T007   </w:t>
+      <w:pPr>
+        <w:ind w:left="720"/>
+      </w:pPr>
+      <w:r>
+        <w:rPr>
+          <w:rFonts w:ascii="Noto Sans KR" w:eastAsia="Noto Sans KR" w:hAnsi="Noto Sans KR" w:cs="Noto Sans KR" w:hint="eastAsia"/>
+        </w:rPr>
+        <w:t>・</w:t>
+      </w:r>
+      <w:r>
+        <w:rPr>
+          <w:rFonts w:ascii="Malgun Gothic" w:eastAsia="Malgun Gothic" w:hAnsi="Malgun Gothic" w:cs="Malgun Gothic" w:hint="eastAsia"/>
+        </w:rPr>
+        <w:t>표시</w:t>
+      </w:r>
+      <w:r>
+        <w:t xml:space="preserve"> 항목: 썸네일, </w:t>
       </w:r>
       <w:r>
         <w:rPr>
           <w:rFonts w:ascii="Segoe UI Emoji" w:hAnsi="Segoe UI Emoji" w:cs="Segoe UI Emoji"/>
         </w:rPr>
-        <w:t>❌</w:t>
-      </w:r>
-      <w:r>
-        <w:t xml:space="preserve"> general       </w:t>
-      </w:r>
-      <w:r>
-        <w:rPr>
-          <w:rFonts w:ascii="Segoe UI Symbol" w:hAnsi="Segoe UI Symbol" w:cs="Segoe UI Symbol"/>
-        </w:rPr>
-        <w:t>⚠</w:t>
-      </w:r>
-      <w:r>
-        <w:t xml:space="preserve">  kw=ソウル </w:t>
-      </w:r>
-      <w:r>
-        <w:rPr>
-          <w:rFonts w:ascii="Noto Sans KR" w:eastAsia="Noto Sans KR" w:hAnsi="Noto Sans KR" w:cs="Noto Sans KR" w:hint="eastAsia"/>
-        </w:rPr>
-        <w:t>観</w:t>
-      </w:r>
-      <w:r>
-        <w:rPr>
-          <w:rFonts w:ascii="Malgun Gothic" w:eastAsia="Malgun Gothic" w:hAnsi="Malgun Gothic" w:cs="Malgun Gothic" w:hint="eastAsia"/>
-        </w:rPr>
-        <w:t>光</w:t>
-      </w:r>
-      <w:r>
-        <w:t xml:space="preserve">                     2185ms</w:t>
+        <w:t>⭐</w:t>
+      </w:r>
+      <w:r>
+        <w:t xml:space="preserve"> 평점(리뷰 수), 가격대, Google Maps 링크, 선택 해제 버튼 </w:t>
       </w:r>
     </w:p>
     <w:p>
-      <w:r>
-        <w:t xml:space="preserve">       </w:t>
-      </w:r>
-      <w:r>
-        <w:rPr>
-          <w:rFonts w:ascii="Cambria Math" w:hAnsi="Cambria Math" w:cs="Cambria Math"/>
-        </w:rPr>
-        <w:t>↳</w:t>
-      </w:r>
-      <w:r>
-        <w:t xml:space="preserve"> expected: leisure</w:t>
+      <w:pPr>
+        <w:numPr>
+          <w:ilvl w:val="0"/>
+          <w:numId w:val="4"/>
+        </w:numPr>
+      </w:pPr>
+      <w:r>
+        <w:rPr>
+          <w:b/>
+          <w:bCs/>
+        </w:rPr>
+        <w:t>한국 지하철·광역철도 경로 안내 추가</w:t>
+      </w:r>
+      <w:r>
+        <w:t> </w:t>
       </w:r>
     </w:p>
     <w:p>
+      <w:pPr>
+        <w:ind w:left="720"/>
+      </w:pPr>
+      <w:r>
+        <w:rPr>
+          <w:rFonts w:ascii="Noto Sans KR" w:eastAsia="Noto Sans KR" w:hAnsi="Noto Sans KR" w:cs="Noto Sans KR" w:hint="eastAsia"/>
+        </w:rPr>
+        <w:t>・</w:t>
+      </w:r>
+      <w:r>
+        <w:t>frontend/home.html Step 4에 </w:t>
+      </w:r>
+      <w:r>
+        <w:rPr>
+          <w:rFonts w:ascii="Segoe UI Emoji" w:hAnsi="Segoe UI Emoji" w:cs="Segoe UI Emoji"/>
+        </w:rPr>
+        <w:t>🚇</w:t>
+      </w:r>
+      <w:r>
+        <w:t xml:space="preserve"> 地下</w:t>
+      </w:r>
+      <w:r>
+        <w:rPr>
+          <w:rFonts w:ascii="Noto Sans KR" w:eastAsia="Noto Sans KR" w:hAnsi="Noto Sans KR" w:cs="Noto Sans KR" w:hint="eastAsia"/>
+        </w:rPr>
+        <w:t>鉄・</w:t>
+      </w:r>
+      <w:r>
+        <w:rPr>
+          <w:rFonts w:ascii="Malgun Gothic" w:eastAsia="Malgun Gothic" w:hAnsi="Malgun Gothic" w:cs="Malgun Gothic" w:hint="eastAsia"/>
+        </w:rPr>
+        <w:t>電車（韓</w:t>
+      </w:r>
+      <w:r>
+        <w:rPr>
+          <w:rFonts w:ascii="Noto Sans KR" w:eastAsia="Noto Sans KR" w:hAnsi="Noto Sans KR" w:cs="Noto Sans KR" w:hint="eastAsia"/>
+        </w:rPr>
+        <w:t>国</w:t>
+      </w:r>
+      <w:r>
+        <w:rPr>
+          <w:rFonts w:ascii="Malgun Gothic" w:eastAsia="Malgun Gothic" w:hAnsi="Malgun Gothic" w:cs="Malgun Gothic" w:hint="eastAsia"/>
+        </w:rPr>
+        <w:t>全域）</w:t>
+      </w:r>
+      <w:r>
+        <w:t> 교통 칩 추가</w:t>
+      </w:r>
+      <w:r>
+        <w:rPr>
+          <w:rFonts w:ascii="Noto Sans KR" w:eastAsia="Noto Sans KR" w:hAnsi="Noto Sans KR" w:cs="Noto Sans KR" w:hint="eastAsia"/>
+        </w:rPr>
+        <w:t>・</w:t>
+      </w:r>
+      <w:r>
+        <w:t xml:space="preserve">frontend/wizard.js — TRANSPORT_INFO["subway"] 카드 추가 (네이버맵, 카카오맵, T-map, 서울교통공사 링크) </w:t>
+      </w:r>
+      <w:r>
+        <w:rPr>
+          <w:rFonts w:ascii="Noto Sans KR" w:eastAsia="Noto Sans KR" w:hAnsi="Noto Sans KR" w:cs="Noto Sans KR" w:hint="eastAsia"/>
+        </w:rPr>
+        <w:t>・</w:t>
+      </w:r>
       <w:proofErr w:type="spellStart"/>
       <w:r>
-        <w:t>WARNING:src.chain.router:_classify</w:t>
+        <w:t>tMap</w:t>
       </w:r>
       <w:proofErr w:type="spellEnd"/>
       <w:r>
-        <w:t xml:space="preserve"> failed for '경주 역사 관광지 추천해줘': Error code: 429 - {'error': {'message': 'You exceeded your current quota, please check your plan and billing details. For more information on this error, read the docs: https://platform.openai.com/docs/guides/error-codes/api-errors.', 'type': '</w:t>
+        <w:t>, </w:t>
       </w:r>
       <w:proofErr w:type="spellStart"/>
       <w:r>
-        <w:t>insufficient_quota</w:t>
+        <w:t>tTimeMap</w:t>
       </w:r>
       <w:proofErr w:type="spellEnd"/>
       <w:r>
-        <w:t>', 'param': None, 'code': '</w:t>
-      </w:r>
-      <w:proofErr w:type="spellStart"/>
-      <w:r>
-        <w:t>insufficient_quota</w:t>
-      </w:r>
-      <w:proofErr w:type="spellEnd"/>
-      <w:r>
-        <w:t>'}}</w:t>
+        <w:t>에 subway 항목 추가</w:t>
       </w:r>
     </w:p>
     <w:p>
-      <w:r>
-        <w:t xml:space="preserve">  [FALLBACK] T008: _classify() 실패 — API 오류 또는 JSON 파싱 실패. 로그(WARNING)에서 원인 확인. 카테고리 기본값='general'</w:t>
+      <w:pPr>
+        <w:numPr>
+          <w:ilvl w:val="0"/>
+          <w:numId w:val="4"/>
+        </w:numPr>
+      </w:pPr>
+      <w:r>
+        <w:rPr>
+          <w:rFonts w:hint="eastAsia"/>
+          <w:b/>
+          <w:bCs/>
+        </w:rPr>
+        <w:t>여행 중 프로스포츠 관전을 하고 싶을 경우 K리그, KBO, KBL, KOVO 일정을 웹크롤링하게 하여 표시(일정 + 티켓예매사이트URL)</w:t>
       </w:r>
     </w:p>
     <w:p>
       <w:r>
-        <w:t xml:space="preserve">T008   </w:t>
-      </w:r>
-      <w:r>
-        <w:rPr>
-          <w:rFonts w:ascii="Segoe UI Emoji" w:hAnsi="Segoe UI Emoji" w:cs="Segoe UI Emoji"/>
-        </w:rPr>
-        <w:t>❌</w:t>
-      </w:r>
-      <w:r>
-        <w:t xml:space="preserve"> general       </w:t>
-      </w:r>
-      <w:r>
-        <w:rPr>
-          <w:rFonts w:ascii="Segoe UI Symbol" w:hAnsi="Segoe UI Symbol" w:cs="Segoe UI Symbol"/>
-        </w:rPr>
-        <w:t>⚠</w:t>
-      </w:r>
-      <w:r>
-        <w:t xml:space="preserve">  kw=ソウル </w:t>
-      </w:r>
-      <w:r>
-        <w:rPr>
-          <w:rFonts w:ascii="Noto Sans KR" w:eastAsia="Noto Sans KR" w:hAnsi="Noto Sans KR" w:cs="Noto Sans KR" w:hint="eastAsia"/>
-        </w:rPr>
-        <w:t>観</w:t>
-      </w:r>
-      <w:r>
-        <w:rPr>
-          <w:rFonts w:ascii="Malgun Gothic" w:eastAsia="Malgun Gothic" w:hAnsi="Malgun Gothic" w:cs="Malgun Gothic" w:hint="eastAsia"/>
-        </w:rPr>
-        <w:t>光</w:t>
-      </w:r>
-      <w:r>
-        <w:t xml:space="preserve">                     2293ms</w:t>
+        <w:pict w14:anchorId="58F68760">
+          <v:rect id="_x0000_i1031" style="width:0;height:1.5pt" o:hralign="center" o:hrstd="t" o:hr="t" fillcolor="#a0a0a0" stroked="f"/>
+        </w:pict>
       </w:r>
     </w:p>
     <w:p>
-      <w:r>
-        <w:lastRenderedPageBreak/>
-        <w:t xml:space="preserve">       </w:t>
-      </w:r>
-      <w:r>
-        <w:rPr>
-          <w:rFonts w:ascii="Cambria Math" w:hAnsi="Cambria Math" w:cs="Cambria Math"/>
-        </w:rPr>
-        <w:t>↳</w:t>
-      </w:r>
-      <w:r>
-        <w:t xml:space="preserve"> expected: culture</w:t>
+      <w:pPr>
+        <w:rPr>
+          <w:b/>
+          <w:bCs/>
+        </w:rPr>
+      </w:pPr>
+      <w:r>
+        <w:rPr>
+          <w:b/>
+          <w:bCs/>
+        </w:rPr>
+        <w:t>2. 배운 것, 이해한 것</w:t>
       </w:r>
     </w:p>
     <w:p>
-      <w:proofErr w:type="spellStart"/>
-      <w:r>
-        <w:t>WARNING:src.chain.router:_classify</w:t>
-      </w:r>
-      <w:proofErr w:type="spellEnd"/>
-      <w:r>
-        <w:t xml:space="preserve"> failed for '서귀포 여행 코스 알려줘': Error code: 429 - {'error': {'message': 'You exceeded your current quota, please check your plan and billing details. For more information on this error, read the docs: https://platform.openai.com/docs/guides/error-codes/api-errors.', 'type': '</w:t>
-      </w:r>
-      <w:proofErr w:type="spellStart"/>
-      <w:r>
-        <w:t>insufficient_quota</w:t>
-      </w:r>
-      <w:proofErr w:type="spellEnd"/>
-      <w:r>
-        <w:t>', 'param': None, 'code': '</w:t>
-      </w:r>
-      <w:proofErr w:type="spellStart"/>
-      <w:r>
-        <w:t>insufficient_quota</w:t>
-      </w:r>
-      <w:proofErr w:type="spellEnd"/>
-      <w:r>
-        <w:t>'}}</w:t>
+      <w:pPr>
+        <w:numPr>
+          <w:ilvl w:val="0"/>
+          <w:numId w:val="5"/>
+        </w:numPr>
+      </w:pPr>
+      <w:r>
+        <w:rPr>
+          <w:b/>
+          <w:bCs/>
+        </w:rPr>
+        <w:t>인코딩 mojibake의 원인과 복구 방법</w:t>
+      </w:r>
+      <w:r>
+        <w:t> </w:t>
+      </w:r>
+      <w:r>
+        <w:rPr>
+          <w:rFonts w:ascii="Noto Sans KR" w:eastAsia="Noto Sans KR" w:hAnsi="Noto Sans KR" w:cs="Noto Sans KR" w:hint="eastAsia"/>
+        </w:rPr>
+        <w:t>・</w:t>
+      </w:r>
+      <w:r>
+        <w:t xml:space="preserve">UTF-8 BOM이 붙은 CP932 파일을 UTF-8로 다시 저장하면 이중 변환 mojibake 발생 </w:t>
+      </w:r>
+      <w:r>
+        <w:rPr>
+          <w:rFonts w:ascii="Noto Sans KR" w:eastAsia="Noto Sans KR" w:hAnsi="Noto Sans KR" w:cs="Noto Sans KR" w:hint="eastAsia"/>
+        </w:rPr>
+        <w:t>・</w:t>
+      </w:r>
+      <w:r>
+        <w:t xml:space="preserve">git diff로 커밋 버전과 비교하면 정상 원본 확인 가능 </w:t>
+      </w:r>
+      <w:r>
+        <w:rPr>
+          <w:rFonts w:ascii="Noto Sans KR" w:eastAsia="Noto Sans KR" w:hAnsi="Noto Sans KR" w:cs="Noto Sans KR" w:hint="eastAsia"/>
+        </w:rPr>
+        <w:t>・</w:t>
+      </w:r>
+      <w:r>
+        <w:rPr>
+          <w:rFonts w:ascii="Malgun Gothic" w:eastAsia="Malgun Gothic" w:hAnsi="Malgun Gothic" w:cs="Malgun Gothic" w:hint="eastAsia"/>
+        </w:rPr>
+        <w:t>복구</w:t>
+      </w:r>
+      <w:r>
+        <w:t xml:space="preserve"> 시 BOM 없는 UTF-8로 저장하는 것이 안전</w:t>
       </w:r>
     </w:p>
     <w:p>
-      <w:r>
-        <w:t xml:space="preserve">  [FALLBACK] T009: _classify() 실패 — API 오류 또는 JSON 파싱 실패. 로그(WARNING)에서 원인 확인. 카테고리 기본값='general'</w:t>
+      <w:pPr>
+        <w:pStyle w:val="a9"/>
+        <w:widowControl/>
+        <w:numPr>
+          <w:ilvl w:val="0"/>
+          <w:numId w:val="5"/>
+        </w:numPr>
+        <w:shd w:val="clear" w:color="auto" w:fill="181818"/>
+        <w:wordWrap/>
+        <w:autoSpaceDE/>
+        <w:autoSpaceDN/>
+        <w:spacing w:before="300" w:after="150"/>
+        <w:outlineLvl w:val="1"/>
+        <w:rPr>
+          <w:rFonts w:ascii="Segoe UI" w:eastAsia="Gulim" w:hAnsi="Segoe UI" w:cs="Segoe UI"/>
+          <w:b/>
+          <w:bCs/>
+          <w:kern w:val="0"/>
+          <w:sz w:val="31"/>
+          <w:szCs w:val="31"/>
+          <w14:ligatures w14:val="none"/>
+        </w:rPr>
+      </w:pPr>
+      <w:r>
+        <w:rPr>
+          <w:rFonts w:ascii="Segoe UI" w:eastAsia="Gulim" w:hAnsi="Segoe UI" w:cs="Segoe UI"/>
+          <w:b/>
+          <w:bCs/>
+          <w:kern w:val="0"/>
+          <w:sz w:val="31"/>
+          <w:szCs w:val="31"/>
+          <w14:ligatures w14:val="none"/>
+        </w:rPr>
+        <w:lastRenderedPageBreak/>
+        <w:t>2. KBO ASMX API</w:t>
       </w:r>
     </w:p>
     <w:p>
-      <w:r>
-        <w:t xml:space="preserve">T009   </w:t>
-      </w:r>
-      <w:r>
-        <w:rPr>
-          <w:rFonts w:ascii="Segoe UI Emoji" w:hAnsi="Segoe UI Emoji" w:cs="Segoe UI Emoji"/>
-        </w:rPr>
-        <w:t>❌</w:t>
-      </w:r>
-      <w:r>
-        <w:t xml:space="preserve"> general       </w:t>
-      </w:r>
-      <w:r>
-        <w:rPr>
-          <w:rFonts w:ascii="Segoe UI Symbol" w:hAnsi="Segoe UI Symbol" w:cs="Segoe UI Symbol"/>
-        </w:rPr>
-        <w:t>⚠</w:t>
-      </w:r>
-      <w:r>
-        <w:t xml:space="preserve">  kw=ソウル </w:t>
-      </w:r>
-      <w:r>
-        <w:rPr>
-          <w:rFonts w:ascii="Noto Sans KR" w:eastAsia="Noto Sans KR" w:hAnsi="Noto Sans KR" w:cs="Noto Sans KR" w:hint="eastAsia"/>
-        </w:rPr>
-        <w:t>観</w:t>
-      </w:r>
-      <w:r>
-        <w:rPr>
-          <w:rFonts w:ascii="Malgun Gothic" w:eastAsia="Malgun Gothic" w:hAnsi="Malgun Gothic" w:cs="Malgun Gothic" w:hint="eastAsia"/>
-        </w:rPr>
-        <w:t>光</w:t>
-      </w:r>
-      <w:r>
-        <w:t xml:space="preserve">                     1793ms</w:t>
+      <w:pPr>
+        <w:pStyle w:val="a9"/>
+        <w:widowControl/>
+        <w:numPr>
+          <w:ilvl w:val="0"/>
+          <w:numId w:val="5"/>
+        </w:numPr>
+        <w:shd w:val="clear" w:color="auto" w:fill="181818"/>
+        <w:wordWrap/>
+        <w:autoSpaceDE/>
+        <w:autoSpaceDN/>
+        <w:spacing w:before="90" w:after="90"/>
+        <w:rPr>
+          <w:rFonts w:ascii="Segoe UI" w:eastAsia="Gulim" w:hAnsi="Segoe UI" w:cs="Segoe UI"/>
+          <w:kern w:val="0"/>
+          <w:sz w:val="20"/>
+          <w:szCs w:val="20"/>
+          <w14:ligatures w14:val="none"/>
+        </w:rPr>
+      </w:pPr>
+      <w:r>
+        <w:rPr>
+          <w:rFonts w:ascii="Noto Sans KR" w:eastAsia="Noto Sans KR" w:hAnsi="Noto Sans KR" w:cs="Noto Sans KR"/>
+          <w:kern w:val="0"/>
+          <w:sz w:val="20"/>
+          <w:szCs w:val="20"/>
+          <w14:ligatures w14:val="none"/>
+        </w:rPr>
+        <w:t>・</w:t>
+      </w:r>
+      <w:r>
+        <w:rPr>
+          <w:rFonts w:ascii="Gulim" w:eastAsia="Gulim" w:hAnsi="Gulim" w:cs="Gulim"/>
+          <w:kern w:val="0"/>
+          <w:sz w:val="20"/>
+          <w:szCs w:val="20"/>
+          <w14:ligatures w14:val="none"/>
+        </w:rPr>
+        <w:t>공식</w:t>
+      </w:r>
+      <w:r>
+        <w:rPr>
+          <w:rFonts w:ascii="Segoe UI" w:eastAsia="Gulim" w:hAnsi="Segoe UI" w:cs="Segoe UI"/>
+          <w:kern w:val="0"/>
+          <w:sz w:val="20"/>
+          <w:szCs w:val="20"/>
+          <w14:ligatures w14:val="none"/>
+        </w:rPr>
+        <w:t xml:space="preserve"> </w:t>
+      </w:r>
+      <w:r>
+        <w:rPr>
+          <w:rFonts w:ascii="Segoe UI" w:eastAsia="Gulim" w:hAnsi="Segoe UI" w:cs="Segoe UI"/>
+          <w:kern w:val="0"/>
+          <w:sz w:val="20"/>
+          <w:szCs w:val="20"/>
+          <w14:ligatures w14:val="none"/>
+        </w:rPr>
+        <w:t>페이지</w:t>
+      </w:r>
+      <w:r>
+        <w:rPr>
+          <w:rFonts w:ascii="Segoe UI" w:eastAsia="Gulim" w:hAnsi="Segoe UI" w:cs="Segoe UI"/>
+          <w:kern w:val="0"/>
+          <w:sz w:val="20"/>
+          <w:szCs w:val="20"/>
+          <w14:ligatures w14:val="none"/>
+        </w:rPr>
+        <w:t xml:space="preserve"> JS</w:t>
+      </w:r>
+      <w:r>
+        <w:rPr>
+          <w:rFonts w:ascii="Segoe UI" w:eastAsia="Gulim" w:hAnsi="Segoe UI" w:cs="Segoe UI"/>
+          <w:kern w:val="0"/>
+          <w:sz w:val="20"/>
+          <w:szCs w:val="20"/>
+          <w14:ligatures w14:val="none"/>
+        </w:rPr>
+        <w:t>의</w:t>
+      </w:r>
+      <w:r>
+        <w:rPr>
+          <w:rFonts w:ascii="Segoe UI" w:eastAsia="Gulim" w:hAnsi="Segoe UI" w:cs="Segoe UI"/>
+          <w:kern w:val="0"/>
+          <w:sz w:val="20"/>
+          <w:szCs w:val="20"/>
+          <w14:ligatures w14:val="none"/>
+        </w:rPr>
+        <w:t xml:space="preserve"> </w:t>
+      </w:r>
+      <w:r>
+        <w:rPr>
+          <w:rFonts w:ascii="Segoe UI" w:eastAsia="Gulim" w:hAnsi="Segoe UI" w:cs="Segoe UI"/>
+          <w:kern w:val="0"/>
+          <w:sz w:val="20"/>
+          <w:szCs w:val="20"/>
+          <w14:ligatures w14:val="none"/>
+        </w:rPr>
+        <w:t>파라미터가</w:t>
+      </w:r>
+      <w:r>
+        <w:rPr>
+          <w:rFonts w:ascii="Segoe UI" w:eastAsia="Gulim" w:hAnsi="Segoe UI" w:cs="Segoe UI"/>
+          <w:kern w:val="0"/>
+          <w:sz w:val="20"/>
+          <w:szCs w:val="20"/>
+          <w14:ligatures w14:val="none"/>
+        </w:rPr>
+        <w:t xml:space="preserve"> </w:t>
+      </w:r>
+      <w:r>
+        <w:rPr>
+          <w:rFonts w:ascii="Segoe UI" w:eastAsia="Gulim" w:hAnsi="Segoe UI" w:cs="Segoe UI"/>
+          <w:kern w:val="0"/>
+          <w:sz w:val="20"/>
+          <w:szCs w:val="20"/>
+          <w14:ligatures w14:val="none"/>
+        </w:rPr>
+        <w:t>정답</w:t>
+      </w:r>
+      <w:r>
+        <w:rPr>
+          <w:rFonts w:ascii="Segoe UI" w:eastAsia="Gulim" w:hAnsi="Segoe UI" w:cs="Segoe UI"/>
+          <w:kern w:val="0"/>
+          <w:sz w:val="20"/>
+          <w:szCs w:val="20"/>
+          <w14:ligatures w14:val="none"/>
+        </w:rPr>
+        <w:t xml:space="preserve">, </w:t>
+      </w:r>
+      <w:r>
+        <w:rPr>
+          <w:rFonts w:ascii="Segoe UI" w:eastAsia="Gulim" w:hAnsi="Segoe UI" w:cs="Segoe UI"/>
+          <w:kern w:val="0"/>
+          <w:sz w:val="20"/>
+          <w:szCs w:val="20"/>
+          <w14:ligatures w14:val="none"/>
+        </w:rPr>
+        <w:t>추측값은</w:t>
+      </w:r>
+      <w:r>
+        <w:rPr>
+          <w:rFonts w:ascii="Segoe UI" w:eastAsia="Gulim" w:hAnsi="Segoe UI" w:cs="Segoe UI"/>
+          <w:kern w:val="0"/>
+          <w:sz w:val="20"/>
+          <w:szCs w:val="20"/>
+          <w14:ligatures w14:val="none"/>
+        </w:rPr>
+        <w:t xml:space="preserve"> 500 </w:t>
+      </w:r>
+      <w:r>
+        <w:rPr>
+          <w:rFonts w:ascii="Segoe UI" w:eastAsia="Gulim" w:hAnsi="Segoe UI" w:cs="Segoe UI"/>
+          <w:kern w:val="0"/>
+          <w:sz w:val="20"/>
+          <w:szCs w:val="20"/>
+          <w14:ligatures w14:val="none"/>
+        </w:rPr>
+        <w:t>에러</w:t>
+      </w:r>
+      <w:r>
+        <w:rPr>
+          <w:rFonts w:ascii="Segoe UI" w:eastAsia="Gulim" w:hAnsi="Segoe UI" w:cs="Segoe UI"/>
+          <w:kern w:val="0"/>
+          <w:sz w:val="20"/>
+          <w:szCs w:val="20"/>
+          <w14:ligatures w14:val="none"/>
+        </w:rPr>
+        <w:t xml:space="preserve"> </w:t>
+      </w:r>
+      <w:r>
+        <w:rPr>
+          <w:rFonts w:ascii="Segoe UI" w:eastAsia="Gulim" w:hAnsi="Segoe UI" w:cs="Segoe UI"/>
+          <w:kern w:val="0"/>
+          <w:sz w:val="20"/>
+          <w:szCs w:val="20"/>
+          <w14:ligatures w14:val="none"/>
+        </w:rPr>
+        <w:t>유발</w:t>
+      </w:r>
+      <w:r>
+        <w:rPr>
+          <w:rFonts w:ascii="Segoe UI" w:eastAsia="Gulim" w:hAnsi="Segoe UI" w:cs="Segoe UI"/>
+          <w:kern w:val="0"/>
+          <w:sz w:val="20"/>
+          <w:szCs w:val="20"/>
+          <w14:ligatures w14:val="none"/>
+        </w:rPr>
+        <w:t xml:space="preserve">. </w:t>
+      </w:r>
+      <w:r>
+        <w:rPr>
+          <w:rFonts w:ascii="Noto Sans KR" w:eastAsia="Noto Sans KR" w:hAnsi="Noto Sans KR" w:cs="Noto Sans KR"/>
+          <w:kern w:val="0"/>
+          <w:sz w:val="20"/>
+          <w:szCs w:val="20"/>
+          <w14:ligatures w14:val="none"/>
+        </w:rPr>
+        <w:t>・</w:t>
+      </w:r>
+      <w:r>
+        <w:rPr>
+          <w:rFonts w:ascii="Gulim" w:eastAsia="Gulim" w:hAnsi="Gulim" w:cs="Gulim"/>
+          <w:kern w:val="0"/>
+          <w:sz w:val="20"/>
+          <w:szCs w:val="20"/>
+          <w14:ligatures w14:val="none"/>
+        </w:rPr>
+        <w:t>정규시즌</w:t>
+      </w:r>
+      <w:r>
+        <w:rPr>
+          <w:rFonts w:ascii="Segoe UI" w:eastAsia="Gulim" w:hAnsi="Segoe UI" w:cs="Segoe UI"/>
+          <w:kern w:val="0"/>
+          <w:sz w:val="20"/>
+          <w:szCs w:val="20"/>
+          <w14:ligatures w14:val="none"/>
+        </w:rPr>
+        <w:t>: </w:t>
+      </w:r>
+      <w:proofErr w:type="spellStart"/>
+      <w:r>
+        <w:rPr>
+          <w:rFonts w:ascii="Consolas" w:eastAsia="GulimChe" w:hAnsi="Consolas" w:cs="GulimChe"/>
+          <w:kern w:val="0"/>
+          <w:sz w:val="18"/>
+          <w:szCs w:val="18"/>
+          <w14:ligatures w14:val="none"/>
+        </w:rPr>
+        <w:t>leId</w:t>
+      </w:r>
+      <w:proofErr w:type="spellEnd"/>
+      <w:r>
+        <w:rPr>
+          <w:rFonts w:ascii="Consolas" w:eastAsia="GulimChe" w:hAnsi="Consolas" w:cs="GulimChe"/>
+          <w:kern w:val="0"/>
+          <w:sz w:val="18"/>
+          <w:szCs w:val="18"/>
+          <w14:ligatures w14:val="none"/>
+        </w:rPr>
+        <w:t>=1</w:t>
+      </w:r>
+      <w:r>
+        <w:rPr>
+          <w:rFonts w:ascii="Segoe UI" w:eastAsia="Gulim" w:hAnsi="Segoe UI" w:cs="Segoe UI"/>
+          <w:kern w:val="0"/>
+          <w:sz w:val="20"/>
+          <w:szCs w:val="20"/>
+          <w14:ligatures w14:val="none"/>
+        </w:rPr>
+        <w:t>, </w:t>
+      </w:r>
+      <w:proofErr w:type="spellStart"/>
+      <w:r>
+        <w:rPr>
+          <w:rFonts w:ascii="Consolas" w:eastAsia="GulimChe" w:hAnsi="Consolas" w:cs="GulimChe"/>
+          <w:kern w:val="0"/>
+          <w:sz w:val="18"/>
+          <w:szCs w:val="18"/>
+          <w14:ligatures w14:val="none"/>
+        </w:rPr>
+        <w:t>srIdList</w:t>
+      </w:r>
+      <w:proofErr w:type="spellEnd"/>
+      <w:r>
+        <w:rPr>
+          <w:rFonts w:ascii="Consolas" w:eastAsia="GulimChe" w:hAnsi="Consolas" w:cs="GulimChe"/>
+          <w:kern w:val="0"/>
+          <w:sz w:val="18"/>
+          <w:szCs w:val="18"/>
+          <w14:ligatures w14:val="none"/>
+        </w:rPr>
+        <w:t>=0,9,6</w:t>
+      </w:r>
+      <w:r>
+        <w:rPr>
+          <w:rFonts w:ascii="Segoe UI" w:eastAsia="Gulim" w:hAnsi="Segoe UI" w:cs="Segoe UI"/>
+          <w:kern w:val="0"/>
+          <w:sz w:val="20"/>
+          <w:szCs w:val="20"/>
+          <w14:ligatures w14:val="none"/>
+        </w:rPr>
+        <w:t>, </w:t>
+      </w:r>
+      <w:proofErr w:type="spellStart"/>
+      <w:r>
+        <w:rPr>
+          <w:rFonts w:ascii="Consolas" w:eastAsia="GulimChe" w:hAnsi="Consolas" w:cs="GulimChe"/>
+          <w:kern w:val="0"/>
+          <w:sz w:val="18"/>
+          <w:szCs w:val="18"/>
+          <w14:ligatures w14:val="none"/>
+        </w:rPr>
+        <w:t>teamId</w:t>
+      </w:r>
+      <w:proofErr w:type="spellEnd"/>
+      <w:r>
+        <w:rPr>
+          <w:rFonts w:ascii="Consolas" w:eastAsia="GulimChe" w:hAnsi="Consolas" w:cs="GulimChe"/>
+          <w:kern w:val="0"/>
+          <w:sz w:val="18"/>
+          <w:szCs w:val="18"/>
+          <w14:ligatures w14:val="none"/>
+        </w:rPr>
+        <w:t>=""</w:t>
+      </w:r>
+      <w:r>
+        <w:rPr>
+          <w:rFonts w:ascii="Segoe UI" w:eastAsia="Gulim" w:hAnsi="Segoe UI" w:cs="Segoe UI"/>
+          <w:kern w:val="0"/>
+          <w:sz w:val="20"/>
+          <w:szCs w:val="20"/>
+          <w14:ligatures w14:val="none"/>
+        </w:rPr>
+        <w:t xml:space="preserve">. </w:t>
+      </w:r>
+      <w:r>
+        <w:rPr>
+          <w:rFonts w:ascii="Noto Sans KR" w:eastAsia="Noto Sans KR" w:hAnsi="Noto Sans KR" w:cs="Noto Sans KR"/>
+          <w:kern w:val="0"/>
+          <w:sz w:val="20"/>
+          <w:szCs w:val="20"/>
+          <w14:ligatures w14:val="none"/>
+        </w:rPr>
+        <w:t>・</w:t>
+      </w:r>
+      <w:r>
+        <w:rPr>
+          <w:rFonts w:ascii="Gulim" w:eastAsia="Gulim" w:hAnsi="Gulim" w:cs="Gulim"/>
+          <w:kern w:val="0"/>
+          <w:sz w:val="20"/>
+          <w:szCs w:val="20"/>
+          <w14:ligatures w14:val="none"/>
+        </w:rPr>
+        <w:t>응답은</w:t>
+      </w:r>
+      <w:r>
+        <w:rPr>
+          <w:rFonts w:ascii="Segoe UI" w:eastAsia="Gulim" w:hAnsi="Segoe UI" w:cs="Segoe UI"/>
+          <w:kern w:val="0"/>
+          <w:sz w:val="20"/>
+          <w:szCs w:val="20"/>
+          <w14:ligatures w14:val="none"/>
+        </w:rPr>
+        <w:t> </w:t>
+      </w:r>
+      <w:r>
+        <w:rPr>
+          <w:rFonts w:ascii="Consolas" w:eastAsia="GulimChe" w:hAnsi="Consolas" w:cs="GulimChe"/>
+          <w:kern w:val="0"/>
+          <w:sz w:val="18"/>
+          <w:szCs w:val="18"/>
+          <w14:ligatures w14:val="none"/>
+        </w:rPr>
+        <w:t>{"rows": [...]}</w:t>
+      </w:r>
+      <w:r>
+        <w:rPr>
+          <w:rFonts w:ascii="Segoe UI" w:eastAsia="Gulim" w:hAnsi="Segoe UI" w:cs="Segoe UI"/>
+          <w:kern w:val="0"/>
+          <w:sz w:val="20"/>
+          <w:szCs w:val="20"/>
+          <w14:ligatures w14:val="none"/>
+        </w:rPr>
+        <w:t> </w:t>
+      </w:r>
+      <w:r>
+        <w:rPr>
+          <w:rFonts w:ascii="Segoe UI" w:eastAsia="Gulim" w:hAnsi="Segoe UI" w:cs="Segoe UI"/>
+          <w:kern w:val="0"/>
+          <w:sz w:val="20"/>
+          <w:szCs w:val="20"/>
+          <w14:ligatures w14:val="none"/>
+        </w:rPr>
+        <w:t>형식</w:t>
+      </w:r>
+      <w:r>
+        <w:rPr>
+          <w:rFonts w:ascii="Segoe UI" w:eastAsia="Gulim" w:hAnsi="Segoe UI" w:cs="Segoe UI"/>
+          <w:kern w:val="0"/>
+          <w:sz w:val="20"/>
+          <w:szCs w:val="20"/>
+          <w14:ligatures w14:val="none"/>
+        </w:rPr>
+        <w:t>.</w:t>
       </w:r>
     </w:p>
     <w:p>
-      <w:r>
-        <w:t xml:space="preserve">       </w:t>
-      </w:r>
-      <w:r>
-        <w:rPr>
-          <w:rFonts w:ascii="Cambria Math" w:hAnsi="Cambria Math" w:cs="Cambria Math"/>
-        </w:rPr>
-        <w:t>↳</w:t>
-      </w:r>
-      <w:r>
-        <w:t xml:space="preserve"> expected: leisure</w:t>
+      <w:pPr>
+        <w:pStyle w:val="a9"/>
+        <w:widowControl/>
+        <w:numPr>
+          <w:ilvl w:val="0"/>
+          <w:numId w:val="5"/>
+        </w:numPr>
+        <w:shd w:val="clear" w:color="auto" w:fill="181818"/>
+        <w:wordWrap/>
+        <w:autoSpaceDE/>
+        <w:autoSpaceDN/>
+        <w:spacing w:before="300" w:after="150"/>
+        <w:outlineLvl w:val="1"/>
+        <w:rPr>
+          <w:rFonts w:ascii="Segoe UI" w:eastAsia="Gulim" w:hAnsi="Segoe UI" w:cs="Segoe UI"/>
+          <w:b/>
+          <w:bCs/>
+          <w:kern w:val="0"/>
+          <w:sz w:val="31"/>
+          <w:szCs w:val="31"/>
+          <w14:ligatures w14:val="none"/>
+        </w:rPr>
+      </w:pPr>
+      <w:r>
+        <w:rPr>
+          <w:rFonts w:ascii="Segoe UI" w:eastAsia="Gulim" w:hAnsi="Segoe UI" w:cs="Segoe UI"/>
+          <w:b/>
+          <w:bCs/>
+          <w:kern w:val="0"/>
+          <w:sz w:val="31"/>
+          <w:szCs w:val="31"/>
+          <w14:ligatures w14:val="none"/>
+        </w:rPr>
+        <w:t xml:space="preserve">3. KBO </w:t>
+      </w:r>
+      <w:r>
+        <w:rPr>
+          <w:rFonts w:ascii="Segoe UI" w:eastAsia="Gulim" w:hAnsi="Segoe UI" w:cs="Segoe UI"/>
+          <w:b/>
+          <w:bCs/>
+          <w:kern w:val="0"/>
+          <w:sz w:val="31"/>
+          <w:szCs w:val="31"/>
+          <w14:ligatures w14:val="none"/>
+        </w:rPr>
+        <w:t>파싱</w:t>
       </w:r>
     </w:p>
     <w:p>
-      <w:proofErr w:type="spellStart"/>
-      <w:r>
-        <w:t>WARNING:src.chain.router:_classify</w:t>
-      </w:r>
-      <w:proofErr w:type="spellEnd"/>
-      <w:r>
-        <w:t xml:space="preserve"> failed for '인천공항에서 서울역 가는 방법': Error code: 429 - {'error': {'message': 'You exceeded your current quota, please check your plan and billing details. For more information on this error, read the docs: https://platform.openai.com/docs/guides/error-codes/api-errors.', 'type': '</w:t>
-      </w:r>
-      <w:proofErr w:type="spellStart"/>
-      <w:r>
-        <w:t>insufficient_quota</w:t>
-      </w:r>
-      <w:proofErr w:type="spellEnd"/>
-      <w:r>
-        <w:t>', 'param': None, 'code': '</w:t>
-      </w:r>
-      <w:proofErr w:type="spellStart"/>
-      <w:r>
-        <w:t>insufficient_quota</w:t>
-      </w:r>
-      <w:proofErr w:type="spellEnd"/>
-      <w:r>
-        <w:t>'}}</w:t>
+      <w:pPr>
+        <w:pStyle w:val="a9"/>
+        <w:widowControl/>
+        <w:numPr>
+          <w:ilvl w:val="0"/>
+          <w:numId w:val="5"/>
+        </w:numPr>
+        <w:shd w:val="clear" w:color="auto" w:fill="181818"/>
+        <w:wordWrap/>
+        <w:autoSpaceDE/>
+        <w:autoSpaceDN/>
+        <w:spacing w:before="90" w:after="90"/>
+        <w:rPr>
+          <w:rFonts w:ascii="Segoe UI" w:eastAsia="Gulim" w:hAnsi="Segoe UI" w:cs="Segoe UI"/>
+          <w:kern w:val="0"/>
+          <w:sz w:val="20"/>
+          <w:szCs w:val="20"/>
+          <w14:ligatures w14:val="none"/>
+        </w:rPr>
+      </w:pPr>
+      <w:r>
+        <w:rPr>
+          <w:rFonts w:ascii="Noto Sans KR" w:eastAsia="Noto Sans KR" w:hAnsi="Noto Sans KR" w:cs="Noto Sans KR"/>
+          <w:kern w:val="0"/>
+          <w:sz w:val="20"/>
+          <w:szCs w:val="20"/>
+          <w14:ligatures w14:val="none"/>
+        </w:rPr>
+        <w:t>・</w:t>
+      </w:r>
+      <w:r>
+        <w:rPr>
+          <w:rFonts w:ascii="Gulim" w:eastAsia="Gulim" w:hAnsi="Gulim" w:cs="Gulim"/>
+          <w:kern w:val="0"/>
+          <w:sz w:val="20"/>
+          <w:szCs w:val="20"/>
+          <w14:ligatures w14:val="none"/>
+        </w:rPr>
+        <w:t>날짜</w:t>
+      </w:r>
+      <w:r>
+        <w:rPr>
+          <w:rFonts w:ascii="Segoe UI" w:eastAsia="Gulim" w:hAnsi="Segoe UI" w:cs="Segoe UI"/>
+          <w:kern w:val="0"/>
+          <w:sz w:val="20"/>
+          <w:szCs w:val="20"/>
+          <w14:ligatures w14:val="none"/>
+        </w:rPr>
+        <w:t xml:space="preserve"> </w:t>
+      </w:r>
+      <w:r>
+        <w:rPr>
+          <w:rFonts w:ascii="Segoe UI" w:eastAsia="Gulim" w:hAnsi="Segoe UI" w:cs="Segoe UI"/>
+          <w:kern w:val="0"/>
+          <w:sz w:val="20"/>
+          <w:szCs w:val="20"/>
+          <w14:ligatures w14:val="none"/>
+        </w:rPr>
+        <w:t>칸</w:t>
+      </w:r>
+      <w:r>
+        <w:rPr>
+          <w:rFonts w:ascii="Segoe UI" w:eastAsia="Gulim" w:hAnsi="Segoe UI" w:cs="Segoe UI"/>
+          <w:kern w:val="0"/>
+          <w:sz w:val="20"/>
+          <w:szCs w:val="20"/>
+          <w14:ligatures w14:val="none"/>
+        </w:rPr>
+        <w:t xml:space="preserve"> </w:t>
+      </w:r>
+      <w:r>
+        <w:rPr>
+          <w:rFonts w:ascii="Segoe UI" w:eastAsia="Gulim" w:hAnsi="Segoe UI" w:cs="Segoe UI"/>
+          <w:kern w:val="0"/>
+          <w:sz w:val="20"/>
+          <w:szCs w:val="20"/>
+          <w14:ligatures w14:val="none"/>
+        </w:rPr>
+        <w:t>비면</w:t>
+      </w:r>
+      <w:r>
+        <w:rPr>
+          <w:rFonts w:ascii="Segoe UI" w:eastAsia="Gulim" w:hAnsi="Segoe UI" w:cs="Segoe UI"/>
+          <w:kern w:val="0"/>
+          <w:sz w:val="20"/>
+          <w:szCs w:val="20"/>
+          <w14:ligatures w14:val="none"/>
+        </w:rPr>
+        <w:t xml:space="preserve"> </w:t>
+      </w:r>
+      <w:r>
+        <w:rPr>
+          <w:rFonts w:ascii="Segoe UI" w:eastAsia="Gulim" w:hAnsi="Segoe UI" w:cs="Segoe UI"/>
+          <w:kern w:val="0"/>
+          <w:sz w:val="20"/>
+          <w:szCs w:val="20"/>
+          <w14:ligatures w14:val="none"/>
+        </w:rPr>
+        <w:t>이전</w:t>
+      </w:r>
+      <w:r>
+        <w:rPr>
+          <w:rFonts w:ascii="Segoe UI" w:eastAsia="Gulim" w:hAnsi="Segoe UI" w:cs="Segoe UI"/>
+          <w:kern w:val="0"/>
+          <w:sz w:val="20"/>
+          <w:szCs w:val="20"/>
+          <w14:ligatures w14:val="none"/>
+        </w:rPr>
+        <w:t xml:space="preserve"> </w:t>
+      </w:r>
+      <w:r>
+        <w:rPr>
+          <w:rFonts w:ascii="Segoe UI" w:eastAsia="Gulim" w:hAnsi="Segoe UI" w:cs="Segoe UI"/>
+          <w:kern w:val="0"/>
+          <w:sz w:val="20"/>
+          <w:szCs w:val="20"/>
+          <w14:ligatures w14:val="none"/>
+        </w:rPr>
+        <w:t>날짜</w:t>
+      </w:r>
+      <w:r>
+        <w:rPr>
+          <w:rFonts w:ascii="Segoe UI" w:eastAsia="Gulim" w:hAnsi="Segoe UI" w:cs="Segoe UI"/>
+          <w:kern w:val="0"/>
+          <w:sz w:val="20"/>
+          <w:szCs w:val="20"/>
+          <w14:ligatures w14:val="none"/>
+        </w:rPr>
+        <w:t xml:space="preserve"> </w:t>
+      </w:r>
+      <w:r>
+        <w:rPr>
+          <w:rFonts w:ascii="Segoe UI" w:eastAsia="Gulim" w:hAnsi="Segoe UI" w:cs="Segoe UI"/>
+          <w:kern w:val="0"/>
+          <w:sz w:val="20"/>
+          <w:szCs w:val="20"/>
+          <w14:ligatures w14:val="none"/>
+        </w:rPr>
+        <w:t>이월</w:t>
+      </w:r>
+      <w:r>
+        <w:rPr>
+          <w:rFonts w:ascii="Segoe UI" w:eastAsia="Gulim" w:hAnsi="Segoe UI" w:cs="Segoe UI"/>
+          <w:kern w:val="0"/>
+          <w:sz w:val="20"/>
+          <w:szCs w:val="20"/>
+          <w14:ligatures w14:val="none"/>
+        </w:rPr>
+        <w:t xml:space="preserve">. </w:t>
+      </w:r>
+      <w:r>
+        <w:rPr>
+          <w:rFonts w:ascii="Noto Sans KR" w:eastAsia="Noto Sans KR" w:hAnsi="Noto Sans KR" w:cs="Noto Sans KR"/>
+          <w:kern w:val="0"/>
+          <w:sz w:val="20"/>
+          <w:szCs w:val="20"/>
+          <w14:ligatures w14:val="none"/>
+        </w:rPr>
+        <w:t>・</w:t>
+      </w:r>
+      <w:r>
+        <w:rPr>
+          <w:rFonts w:ascii="Consolas" w:eastAsia="GulimChe" w:hAnsi="Consolas" w:cs="GulimChe"/>
+          <w:kern w:val="0"/>
+          <w:sz w:val="18"/>
+          <w:szCs w:val="18"/>
+          <w14:ligatures w14:val="none"/>
+        </w:rPr>
+        <w:t>vs</w:t>
+      </w:r>
+      <w:r>
+        <w:rPr>
+          <w:rFonts w:ascii="Segoe UI" w:eastAsia="Gulim" w:hAnsi="Segoe UI" w:cs="Segoe UI"/>
+          <w:kern w:val="0"/>
+          <w:sz w:val="20"/>
+          <w:szCs w:val="20"/>
+          <w14:ligatures w14:val="none"/>
+        </w:rPr>
+        <w:t>로</w:t>
+      </w:r>
+      <w:r>
+        <w:rPr>
+          <w:rFonts w:ascii="Segoe UI" w:eastAsia="Gulim" w:hAnsi="Segoe UI" w:cs="Segoe UI"/>
+          <w:kern w:val="0"/>
+          <w:sz w:val="20"/>
+          <w:szCs w:val="20"/>
+          <w14:ligatures w14:val="none"/>
+        </w:rPr>
+        <w:t xml:space="preserve"> </w:t>
+      </w:r>
+      <w:r>
+        <w:rPr>
+          <w:rFonts w:ascii="Segoe UI" w:eastAsia="Gulim" w:hAnsi="Segoe UI" w:cs="Segoe UI"/>
+          <w:kern w:val="0"/>
+          <w:sz w:val="20"/>
+          <w:szCs w:val="20"/>
+          <w14:ligatures w14:val="none"/>
+        </w:rPr>
+        <w:t>나누고</w:t>
+      </w:r>
+      <w:r>
+        <w:rPr>
+          <w:rFonts w:ascii="Segoe UI" w:eastAsia="Gulim" w:hAnsi="Segoe UI" w:cs="Segoe UI"/>
+          <w:kern w:val="0"/>
+          <w:sz w:val="20"/>
+          <w:szCs w:val="20"/>
+          <w14:ligatures w14:val="none"/>
+        </w:rPr>
+        <w:t xml:space="preserve"> </w:t>
+      </w:r>
+      <w:r>
+        <w:rPr>
+          <w:rFonts w:ascii="Segoe UI" w:eastAsia="Gulim" w:hAnsi="Segoe UI" w:cs="Segoe UI"/>
+          <w:kern w:val="0"/>
+          <w:sz w:val="20"/>
+          <w:szCs w:val="20"/>
+          <w14:ligatures w14:val="none"/>
+        </w:rPr>
+        <w:t>점수</w:t>
+      </w:r>
+      <w:r>
+        <w:rPr>
+          <w:rFonts w:ascii="Segoe UI" w:eastAsia="Gulim" w:hAnsi="Segoe UI" w:cs="Segoe UI"/>
+          <w:kern w:val="0"/>
+          <w:sz w:val="20"/>
+          <w:szCs w:val="20"/>
+          <w14:ligatures w14:val="none"/>
+        </w:rPr>
+        <w:t xml:space="preserve"> </w:t>
+      </w:r>
+      <w:r>
+        <w:rPr>
+          <w:rFonts w:ascii="Segoe UI" w:eastAsia="Gulim" w:hAnsi="Segoe UI" w:cs="Segoe UI"/>
+          <w:kern w:val="0"/>
+          <w:sz w:val="20"/>
+          <w:szCs w:val="20"/>
+          <w14:ligatures w14:val="none"/>
+        </w:rPr>
+        <w:t>숫자</w:t>
+      </w:r>
+      <w:r>
+        <w:rPr>
+          <w:rFonts w:ascii="Segoe UI" w:eastAsia="Gulim" w:hAnsi="Segoe UI" w:cs="Segoe UI"/>
+          <w:kern w:val="0"/>
+          <w:sz w:val="20"/>
+          <w:szCs w:val="20"/>
+          <w14:ligatures w14:val="none"/>
+        </w:rPr>
+        <w:t xml:space="preserve"> </w:t>
+      </w:r>
+      <w:r>
+        <w:rPr>
+          <w:rFonts w:ascii="Segoe UI" w:eastAsia="Gulim" w:hAnsi="Segoe UI" w:cs="Segoe UI"/>
+          <w:kern w:val="0"/>
+          <w:sz w:val="20"/>
+          <w:szCs w:val="20"/>
+          <w14:ligatures w14:val="none"/>
+        </w:rPr>
+        <w:t>제거</w:t>
+      </w:r>
+      <w:r>
+        <w:rPr>
+          <w:rFonts w:ascii="Segoe UI" w:eastAsia="Gulim" w:hAnsi="Segoe UI" w:cs="Segoe UI"/>
+          <w:kern w:val="0"/>
+          <w:sz w:val="20"/>
+          <w:szCs w:val="20"/>
+          <w14:ligatures w14:val="none"/>
+        </w:rPr>
+        <w:t xml:space="preserve">. </w:t>
+      </w:r>
+      <w:r>
+        <w:rPr>
+          <w:rFonts w:ascii="Noto Sans KR" w:eastAsia="Noto Sans KR" w:hAnsi="Noto Sans KR" w:cs="Noto Sans KR"/>
+          <w:kern w:val="0"/>
+          <w:sz w:val="20"/>
+          <w:szCs w:val="20"/>
+          <w14:ligatures w14:val="none"/>
+        </w:rPr>
+        <w:t>・</w:t>
+      </w:r>
+      <w:r>
+        <w:rPr>
+          <w:rFonts w:ascii="Gulim" w:eastAsia="Gulim" w:hAnsi="Gulim" w:cs="Gulim"/>
+          <w:kern w:val="0"/>
+          <w:sz w:val="20"/>
+          <w:szCs w:val="20"/>
+          <w14:ligatures w14:val="none"/>
+        </w:rPr>
+        <w:t>구장명으로</w:t>
+      </w:r>
+      <w:r>
+        <w:rPr>
+          <w:rFonts w:ascii="Segoe UI" w:eastAsia="Gulim" w:hAnsi="Segoe UI" w:cs="Segoe UI"/>
+          <w:kern w:val="0"/>
+          <w:sz w:val="20"/>
+          <w:szCs w:val="20"/>
+          <w14:ligatures w14:val="none"/>
+        </w:rPr>
+        <w:t xml:space="preserve"> </w:t>
+      </w:r>
+      <w:r>
+        <w:rPr>
+          <w:rFonts w:ascii="Segoe UI" w:eastAsia="Gulim" w:hAnsi="Segoe UI" w:cs="Segoe UI"/>
+          <w:kern w:val="0"/>
+          <w:sz w:val="20"/>
+          <w:szCs w:val="20"/>
+          <w14:ligatures w14:val="none"/>
+        </w:rPr>
+        <w:t>홈팀</w:t>
+      </w:r>
+      <w:r>
+        <w:rPr>
+          <w:rFonts w:ascii="Segoe UI" w:eastAsia="Gulim" w:hAnsi="Segoe UI" w:cs="Segoe UI"/>
+          <w:kern w:val="0"/>
+          <w:sz w:val="20"/>
+          <w:szCs w:val="20"/>
+          <w14:ligatures w14:val="none"/>
+        </w:rPr>
+        <w:t>·</w:t>
+      </w:r>
+      <w:r>
+        <w:rPr>
+          <w:rFonts w:ascii="Segoe UI" w:eastAsia="Gulim" w:hAnsi="Segoe UI" w:cs="Segoe UI"/>
+          <w:kern w:val="0"/>
+          <w:sz w:val="20"/>
+          <w:szCs w:val="20"/>
+          <w14:ligatures w14:val="none"/>
+        </w:rPr>
+        <w:t>원정</w:t>
+      </w:r>
+      <w:r>
+        <w:rPr>
+          <w:rFonts w:ascii="Segoe UI" w:eastAsia="Gulim" w:hAnsi="Segoe UI" w:cs="Segoe UI"/>
+          <w:kern w:val="0"/>
+          <w:sz w:val="20"/>
+          <w:szCs w:val="20"/>
+          <w14:ligatures w14:val="none"/>
+        </w:rPr>
+        <w:t xml:space="preserve"> </w:t>
+      </w:r>
+      <w:r>
+        <w:rPr>
+          <w:rFonts w:ascii="Segoe UI" w:eastAsia="Gulim" w:hAnsi="Segoe UI" w:cs="Segoe UI"/>
+          <w:kern w:val="0"/>
+          <w:sz w:val="20"/>
+          <w:szCs w:val="20"/>
+          <w14:ligatures w14:val="none"/>
+        </w:rPr>
+        <w:t>순서</w:t>
+      </w:r>
+      <w:r>
+        <w:rPr>
+          <w:rFonts w:ascii="Segoe UI" w:eastAsia="Gulim" w:hAnsi="Segoe UI" w:cs="Segoe UI"/>
+          <w:kern w:val="0"/>
+          <w:sz w:val="20"/>
+          <w:szCs w:val="20"/>
+          <w14:ligatures w14:val="none"/>
+        </w:rPr>
+        <w:t xml:space="preserve"> </w:t>
+      </w:r>
+      <w:r>
+        <w:rPr>
+          <w:rFonts w:ascii="Segoe UI" w:eastAsia="Gulim" w:hAnsi="Segoe UI" w:cs="Segoe UI"/>
+          <w:kern w:val="0"/>
+          <w:sz w:val="20"/>
+          <w:szCs w:val="20"/>
+          <w14:ligatures w14:val="none"/>
+        </w:rPr>
+        <w:t>확인</w:t>
+      </w:r>
+      <w:r>
+        <w:rPr>
+          <w:rFonts w:ascii="Segoe UI" w:eastAsia="Gulim" w:hAnsi="Segoe UI" w:cs="Segoe UI"/>
+          <w:kern w:val="0"/>
+          <w:sz w:val="20"/>
+          <w:szCs w:val="20"/>
+          <w14:ligatures w14:val="none"/>
+        </w:rPr>
+        <w:t>.</w:t>
       </w:r>
     </w:p>
     <w:p>
-      <w:r>
-        <w:t xml:space="preserve">  [FALLBACK] T010: _classify() 실패 — API 오류 또는 JSON 파싱 실패. 로그(WARNING)에서 원인 확인. 카테고리 기본값='general'</w:t>
+      <w:pPr>
+        <w:pStyle w:val="a9"/>
+        <w:widowControl/>
+        <w:numPr>
+          <w:ilvl w:val="0"/>
+          <w:numId w:val="5"/>
+        </w:numPr>
+        <w:shd w:val="clear" w:color="auto" w:fill="181818"/>
+        <w:wordWrap/>
+        <w:autoSpaceDE/>
+        <w:autoSpaceDN/>
+        <w:spacing w:before="300" w:after="150"/>
+        <w:outlineLvl w:val="1"/>
+        <w:rPr>
+          <w:rFonts w:ascii="Segoe UI" w:eastAsia="Gulim" w:hAnsi="Segoe UI" w:cs="Segoe UI"/>
+          <w:b/>
+          <w:bCs/>
+          <w:kern w:val="0"/>
+          <w:sz w:val="31"/>
+          <w:szCs w:val="31"/>
+          <w14:ligatures w14:val="none"/>
+        </w:rPr>
+      </w:pPr>
+      <w:r>
+        <w:rPr>
+          <w:rFonts w:ascii="Segoe UI" w:eastAsia="Gulim" w:hAnsi="Segoe UI" w:cs="Segoe UI"/>
+          <w:b/>
+          <w:bCs/>
+          <w:kern w:val="0"/>
+          <w:sz w:val="31"/>
+          <w:szCs w:val="31"/>
+          <w14:ligatures w14:val="none"/>
+        </w:rPr>
+        <w:t>4. UX·</w:t>
+      </w:r>
+      <w:r>
+        <w:rPr>
+          <w:rFonts w:ascii="Segoe UI" w:eastAsia="Gulim" w:hAnsi="Segoe UI" w:cs="Segoe UI"/>
+          <w:b/>
+          <w:bCs/>
+          <w:kern w:val="0"/>
+          <w:sz w:val="31"/>
+          <w:szCs w:val="31"/>
+          <w14:ligatures w14:val="none"/>
+        </w:rPr>
+        <w:t>데이터</w:t>
       </w:r>
     </w:p>
     <w:p>
-      <w:r>
-        <w:t xml:space="preserve">T010   </w:t>
-      </w:r>
-      <w:r>
-        <w:rPr>
-          <w:rFonts w:ascii="Segoe UI Emoji" w:hAnsi="Segoe UI Emoji" w:cs="Segoe UI Emoji"/>
-        </w:rPr>
-        <w:t>❌</w:t>
-      </w:r>
-      <w:r>
-        <w:t xml:space="preserve"> general       </w:t>
-      </w:r>
-      <w:r>
-        <w:rPr>
-          <w:rFonts w:ascii="Segoe UI Symbol" w:hAnsi="Segoe UI Symbol" w:cs="Segoe UI Symbol"/>
-        </w:rPr>
-        <w:t>⚠</w:t>
-      </w:r>
-      <w:r>
-        <w:t xml:space="preserve">  kw=ソウル </w:t>
-      </w:r>
-      <w:r>
-        <w:rPr>
-          <w:rFonts w:ascii="Noto Sans KR" w:eastAsia="Noto Sans KR" w:hAnsi="Noto Sans KR" w:cs="Noto Sans KR" w:hint="eastAsia"/>
-        </w:rPr>
-        <w:t>観</w:t>
-      </w:r>
-      <w:r>
-        <w:rPr>
-          <w:rFonts w:ascii="Malgun Gothic" w:eastAsia="Malgun Gothic" w:hAnsi="Malgun Gothic" w:cs="Malgun Gothic" w:hint="eastAsia"/>
-        </w:rPr>
-        <w:t>光</w:t>
-      </w:r>
-      <w:r>
-        <w:t xml:space="preserve">                     1710ms</w:t>
+      <w:pPr>
+        <w:pStyle w:val="a9"/>
+        <w:widowControl/>
+        <w:numPr>
+          <w:ilvl w:val="0"/>
+          <w:numId w:val="5"/>
+        </w:numPr>
+        <w:shd w:val="clear" w:color="auto" w:fill="181818"/>
+        <w:wordWrap/>
+        <w:autoSpaceDE/>
+        <w:autoSpaceDN/>
+        <w:spacing w:before="90" w:after="90"/>
+        <w:rPr>
+          <w:rFonts w:ascii="Segoe UI" w:eastAsia="Gulim" w:hAnsi="Segoe UI" w:cs="Segoe UI"/>
+          <w:kern w:val="0"/>
+          <w:sz w:val="20"/>
+          <w:szCs w:val="20"/>
+          <w14:ligatures w14:val="none"/>
+        </w:rPr>
+      </w:pPr>
+      <w:r>
+        <w:rPr>
+          <w:rFonts w:ascii="Noto Sans KR" w:eastAsia="Noto Sans KR" w:hAnsi="Noto Sans KR" w:cs="Noto Sans KR"/>
+          <w:kern w:val="0"/>
+          <w:sz w:val="20"/>
+          <w:szCs w:val="20"/>
+          <w14:ligatures w14:val="none"/>
+        </w:rPr>
+        <w:t>・</w:t>
+      </w:r>
+      <w:r>
+        <w:rPr>
+          <w:rFonts w:ascii="Gulim" w:eastAsia="Gulim" w:hAnsi="Gulim" w:cs="Gulim"/>
+          <w:kern w:val="0"/>
+          <w:sz w:val="20"/>
+          <w:szCs w:val="20"/>
+          <w14:ligatures w14:val="none"/>
+        </w:rPr>
+        <w:t>표시</w:t>
+      </w:r>
+      <w:r>
+        <w:rPr>
+          <w:rFonts w:ascii="Segoe UI" w:eastAsia="Gulim" w:hAnsi="Segoe UI" w:cs="Segoe UI"/>
+          <w:kern w:val="0"/>
+          <w:sz w:val="20"/>
+          <w:szCs w:val="20"/>
+          <w14:ligatures w14:val="none"/>
+        </w:rPr>
+        <w:t xml:space="preserve"> </w:t>
+      </w:r>
+      <w:r>
+        <w:rPr>
+          <w:rFonts w:ascii="Segoe UI" w:eastAsia="Gulim" w:hAnsi="Segoe UI" w:cs="Segoe UI"/>
+          <w:kern w:val="0"/>
+          <w:sz w:val="20"/>
+          <w:szCs w:val="20"/>
+          <w14:ligatures w14:val="none"/>
+        </w:rPr>
+        <w:t>개수</w:t>
+      </w:r>
+      <w:r>
+        <w:rPr>
+          <w:rFonts w:ascii="Segoe UI" w:eastAsia="Gulim" w:hAnsi="Segoe UI" w:cs="Segoe UI"/>
+          <w:kern w:val="0"/>
+          <w:sz w:val="20"/>
+          <w:szCs w:val="20"/>
+          <w14:ligatures w14:val="none"/>
+        </w:rPr>
+        <w:t xml:space="preserve"> = </w:t>
+      </w:r>
+      <w:r>
+        <w:rPr>
+          <w:rFonts w:ascii="Segoe UI" w:eastAsia="Gulim" w:hAnsi="Segoe UI" w:cs="Segoe UI"/>
+          <w:kern w:val="0"/>
+          <w:sz w:val="20"/>
+          <w:szCs w:val="20"/>
+          <w14:ligatures w14:val="none"/>
+        </w:rPr>
+        <w:t>여행</w:t>
+      </w:r>
+      <w:r>
+        <w:rPr>
+          <w:rFonts w:ascii="Segoe UI" w:eastAsia="Gulim" w:hAnsi="Segoe UI" w:cs="Segoe UI"/>
+          <w:kern w:val="0"/>
+          <w:sz w:val="20"/>
+          <w:szCs w:val="20"/>
+          <w14:ligatures w14:val="none"/>
+        </w:rPr>
+        <w:t xml:space="preserve"> </w:t>
+      </w:r>
+      <w:r>
+        <w:rPr>
+          <w:rFonts w:ascii="Segoe UI" w:eastAsia="Gulim" w:hAnsi="Segoe UI" w:cs="Segoe UI"/>
+          <w:kern w:val="0"/>
+          <w:sz w:val="20"/>
+          <w:szCs w:val="20"/>
+          <w14:ligatures w14:val="none"/>
+        </w:rPr>
+        <w:t>일수</w:t>
+      </w:r>
+      <w:r>
+        <w:rPr>
+          <w:rFonts w:ascii="Segoe UI" w:eastAsia="Gulim" w:hAnsi="Segoe UI" w:cs="Segoe UI"/>
+          <w:kern w:val="0"/>
+          <w:sz w:val="20"/>
+          <w:szCs w:val="20"/>
+          <w14:ligatures w14:val="none"/>
+        </w:rPr>
+        <w:t xml:space="preserve"> × 5. </w:t>
+      </w:r>
+      <w:r>
+        <w:rPr>
+          <w:rFonts w:ascii="Noto Sans KR" w:eastAsia="Noto Sans KR" w:hAnsi="Noto Sans KR" w:cs="Noto Sans KR"/>
+          <w:kern w:val="0"/>
+          <w:sz w:val="20"/>
+          <w:szCs w:val="20"/>
+          <w14:ligatures w14:val="none"/>
+        </w:rPr>
+        <w:t>・</w:t>
+      </w:r>
+      <w:r>
+        <w:rPr>
+          <w:rFonts w:ascii="Gulim" w:eastAsia="Gulim" w:hAnsi="Gulim" w:cs="Gulim"/>
+          <w:kern w:val="0"/>
+          <w:sz w:val="20"/>
+          <w:szCs w:val="20"/>
+          <w14:ligatures w14:val="none"/>
+        </w:rPr>
+        <w:t>예매</w:t>
+      </w:r>
+      <w:r>
+        <w:rPr>
+          <w:rFonts w:ascii="Segoe UI" w:eastAsia="Gulim" w:hAnsi="Segoe UI" w:cs="Segoe UI"/>
+          <w:kern w:val="0"/>
+          <w:sz w:val="20"/>
+          <w:szCs w:val="20"/>
+          <w14:ligatures w14:val="none"/>
+        </w:rPr>
+        <w:t xml:space="preserve"> URL</w:t>
+      </w:r>
+      <w:r>
+        <w:rPr>
+          <w:rFonts w:ascii="Segoe UI" w:eastAsia="Gulim" w:hAnsi="Segoe UI" w:cs="Segoe UI"/>
+          <w:kern w:val="0"/>
+          <w:sz w:val="20"/>
+          <w:szCs w:val="20"/>
+          <w14:ligatures w14:val="none"/>
+        </w:rPr>
+        <w:t>은</w:t>
+      </w:r>
+      <w:r>
+        <w:rPr>
+          <w:rFonts w:ascii="Segoe UI" w:eastAsia="Gulim" w:hAnsi="Segoe UI" w:cs="Segoe UI"/>
+          <w:kern w:val="0"/>
+          <w:sz w:val="20"/>
+          <w:szCs w:val="20"/>
+          <w14:ligatures w14:val="none"/>
+        </w:rPr>
+        <w:t xml:space="preserve"> </w:t>
+      </w:r>
+      <w:r>
+        <w:rPr>
+          <w:rFonts w:ascii="Segoe UI" w:eastAsia="Gulim" w:hAnsi="Segoe UI" w:cs="Segoe UI"/>
+          <w:kern w:val="0"/>
+          <w:sz w:val="20"/>
+          <w:szCs w:val="20"/>
+          <w14:ligatures w14:val="none"/>
+        </w:rPr>
+        <w:t>구단별</w:t>
+      </w:r>
+      <w:r>
+        <w:rPr>
+          <w:rFonts w:ascii="Segoe UI" w:eastAsia="Gulim" w:hAnsi="Segoe UI" w:cs="Segoe UI"/>
+          <w:kern w:val="0"/>
+          <w:sz w:val="20"/>
+          <w:szCs w:val="20"/>
+          <w14:ligatures w14:val="none"/>
+        </w:rPr>
+        <w:t xml:space="preserve"> 3</w:t>
+      </w:r>
+      <w:r>
+        <w:rPr>
+          <w:rFonts w:ascii="Segoe UI" w:eastAsia="Gulim" w:hAnsi="Segoe UI" w:cs="Segoe UI"/>
+          <w:kern w:val="0"/>
+          <w:sz w:val="20"/>
+          <w:szCs w:val="20"/>
+          <w14:ligatures w14:val="none"/>
+        </w:rPr>
+        <w:t>종</w:t>
+      </w:r>
+      <w:r>
+        <w:rPr>
+          <w:rFonts w:ascii="Segoe UI" w:eastAsia="Gulim" w:hAnsi="Segoe UI" w:cs="Segoe UI"/>
+          <w:kern w:val="0"/>
+          <w:sz w:val="20"/>
+          <w:szCs w:val="20"/>
+          <w14:ligatures w14:val="none"/>
+        </w:rPr>
+        <w:t xml:space="preserve"> </w:t>
+      </w:r>
+      <w:r>
+        <w:rPr>
+          <w:rFonts w:ascii="Segoe UI" w:eastAsia="Gulim" w:hAnsi="Segoe UI" w:cs="Segoe UI"/>
+          <w:kern w:val="0"/>
+          <w:sz w:val="20"/>
+          <w:szCs w:val="20"/>
+          <w14:ligatures w14:val="none"/>
+        </w:rPr>
+        <w:t>분기</w:t>
+      </w:r>
+      <w:r>
+        <w:rPr>
+          <w:rFonts w:ascii="Segoe UI" w:eastAsia="Gulim" w:hAnsi="Segoe UI" w:cs="Segoe UI"/>
+          <w:kern w:val="0"/>
+          <w:sz w:val="20"/>
+          <w:szCs w:val="20"/>
+          <w14:ligatures w14:val="none"/>
+        </w:rPr>
+        <w:t>.</w:t>
       </w:r>
     </w:p>
     <w:p>
-      <w:r>
-        <w:t xml:space="preserve">       </w:t>
-      </w:r>
-      <w:r>
-        <w:rPr>
-          <w:rFonts w:ascii="Cambria Math" w:hAnsi="Cambria Math" w:cs="Cambria Math"/>
-        </w:rPr>
-        <w:t>↳</w:t>
-      </w:r>
-      <w:r>
-        <w:t xml:space="preserve"> expected: transport</w:t>
+      <w:pPr>
+        <w:pStyle w:val="a9"/>
+        <w:widowControl/>
+        <w:numPr>
+          <w:ilvl w:val="0"/>
+          <w:numId w:val="5"/>
+        </w:numPr>
+        <w:shd w:val="clear" w:color="auto" w:fill="181818"/>
+        <w:wordWrap/>
+        <w:autoSpaceDE/>
+        <w:autoSpaceDN/>
+        <w:spacing w:before="300" w:after="150"/>
+        <w:outlineLvl w:val="1"/>
+        <w:rPr>
+          <w:rFonts w:ascii="Segoe UI" w:eastAsia="Gulim" w:hAnsi="Segoe UI" w:cs="Segoe UI"/>
+          <w:b/>
+          <w:bCs/>
+          <w:kern w:val="0"/>
+          <w:sz w:val="31"/>
+          <w:szCs w:val="31"/>
+          <w14:ligatures w14:val="none"/>
+        </w:rPr>
+      </w:pPr>
+      <w:r>
+        <w:rPr>
+          <w:rFonts w:ascii="Segoe UI" w:eastAsia="Gulim" w:hAnsi="Segoe UI" w:cs="Segoe UI"/>
+          <w:b/>
+          <w:bCs/>
+          <w:kern w:val="0"/>
+          <w:sz w:val="31"/>
+          <w:szCs w:val="31"/>
+          <w14:ligatures w14:val="none"/>
+        </w:rPr>
+        <w:t xml:space="preserve">5. </w:t>
+      </w:r>
+      <w:r>
+        <w:rPr>
+          <w:rFonts w:ascii="Segoe UI" w:eastAsia="Gulim" w:hAnsi="Segoe UI" w:cs="Segoe UI"/>
+          <w:b/>
+          <w:bCs/>
+          <w:kern w:val="0"/>
+          <w:sz w:val="31"/>
+          <w:szCs w:val="31"/>
+          <w14:ligatures w14:val="none"/>
+        </w:rPr>
+        <w:t>디버깅</w:t>
       </w:r>
     </w:p>
     <w:p>
-      <w:proofErr w:type="spellStart"/>
-      <w:r>
-        <w:t>WARNING:src.chain.router:_classify</w:t>
-      </w:r>
-      <w:proofErr w:type="spellEnd"/>
-      <w:r>
-        <w:t xml:space="preserve"> failed for '한복 입고 가면 좋은 궁궐 어디야?': Error code: 429 - {'error': {'message': 'You exceeded your current quota, please check your plan and billing details. For more information on this error, read the docs: https://platform.openai.com/docs/guides/error-codes/api-errors.', 'type': '</w:t>
-      </w:r>
-      <w:proofErr w:type="spellStart"/>
-      <w:r>
-        <w:t>insufficient_quota</w:t>
-      </w:r>
-      <w:proofErr w:type="spellEnd"/>
-      <w:r>
-        <w:t>', 'param': None, 'code': '</w:t>
-      </w:r>
-      <w:proofErr w:type="spellStart"/>
-      <w:r>
-        <w:t>insufficient_quota</w:t>
-      </w:r>
-      <w:proofErr w:type="spellEnd"/>
-      <w:r>
-        <w:t>'}}</w:t>
+      <w:pPr>
+        <w:pStyle w:val="a9"/>
+        <w:widowControl/>
+        <w:numPr>
+          <w:ilvl w:val="0"/>
+          <w:numId w:val="5"/>
+        </w:numPr>
+        <w:shd w:val="clear" w:color="auto" w:fill="181818"/>
+        <w:wordWrap/>
+        <w:autoSpaceDE/>
+        <w:autoSpaceDN/>
+        <w:spacing w:before="90" w:after="0"/>
+        <w:rPr>
+          <w:rFonts w:ascii="Segoe UI" w:eastAsia="Gulim" w:hAnsi="Segoe UI" w:cs="Segoe UI"/>
+          <w:kern w:val="0"/>
+          <w:sz w:val="20"/>
+          <w:szCs w:val="20"/>
+          <w14:ligatures w14:val="none"/>
+        </w:rPr>
+      </w:pPr>
+      <w:r>
+        <w:rPr>
+          <w:rFonts w:ascii="Noto Sans KR" w:eastAsia="Noto Sans KR" w:hAnsi="Noto Sans KR" w:cs="Noto Sans KR"/>
+          <w:kern w:val="0"/>
+          <w:sz w:val="20"/>
+          <w:szCs w:val="20"/>
+          <w14:ligatures w14:val="none"/>
+        </w:rPr>
+        <w:t>・</w:t>
+      </w:r>
+      <w:r>
+        <w:rPr>
+          <w:rFonts w:ascii="Segoe UI" w:eastAsia="Gulim" w:hAnsi="Segoe UI" w:cs="Segoe UI"/>
+          <w:kern w:val="0"/>
+          <w:sz w:val="20"/>
+          <w:szCs w:val="20"/>
+          <w14:ligatures w14:val="none"/>
+        </w:rPr>
+        <w:t xml:space="preserve">500 </w:t>
+      </w:r>
+      <w:r>
+        <w:rPr>
+          <w:rFonts w:ascii="Segoe UI" w:eastAsia="Gulim" w:hAnsi="Segoe UI" w:cs="Segoe UI"/>
+          <w:kern w:val="0"/>
+          <w:sz w:val="20"/>
+          <w:szCs w:val="20"/>
+          <w14:ligatures w14:val="none"/>
+        </w:rPr>
+        <w:t>나면</w:t>
+      </w:r>
+      <w:r>
+        <w:rPr>
+          <w:rFonts w:ascii="Segoe UI" w:eastAsia="Gulim" w:hAnsi="Segoe UI" w:cs="Segoe UI"/>
+          <w:kern w:val="0"/>
+          <w:sz w:val="20"/>
+          <w:szCs w:val="20"/>
+          <w14:ligatures w14:val="none"/>
+        </w:rPr>
+        <w:t xml:space="preserve"> </w:t>
+      </w:r>
+      <w:r>
+        <w:rPr>
+          <w:rFonts w:ascii="Segoe UI" w:eastAsia="Gulim" w:hAnsi="Segoe UI" w:cs="Segoe UI"/>
+          <w:kern w:val="0"/>
+          <w:sz w:val="20"/>
+          <w:szCs w:val="20"/>
+          <w14:ligatures w14:val="none"/>
+        </w:rPr>
+        <w:t>페이지</w:t>
+      </w:r>
+      <w:r>
+        <w:rPr>
+          <w:rFonts w:ascii="Segoe UI" w:eastAsia="Gulim" w:hAnsi="Segoe UI" w:cs="Segoe UI"/>
+          <w:kern w:val="0"/>
+          <w:sz w:val="20"/>
+          <w:szCs w:val="20"/>
+          <w14:ligatures w14:val="none"/>
+        </w:rPr>
+        <w:t xml:space="preserve"> JS</w:t>
+      </w:r>
+      <w:r>
+        <w:rPr>
+          <w:rFonts w:ascii="Segoe UI" w:eastAsia="Gulim" w:hAnsi="Segoe UI" w:cs="Segoe UI"/>
+          <w:kern w:val="0"/>
+          <w:sz w:val="20"/>
+          <w:szCs w:val="20"/>
+          <w14:ligatures w14:val="none"/>
+        </w:rPr>
+        <w:t>에서</w:t>
+      </w:r>
+      <w:r>
+        <w:rPr>
+          <w:rFonts w:ascii="Segoe UI" w:eastAsia="Gulim" w:hAnsi="Segoe UI" w:cs="Segoe UI"/>
+          <w:kern w:val="0"/>
+          <w:sz w:val="20"/>
+          <w:szCs w:val="20"/>
+          <w14:ligatures w14:val="none"/>
+        </w:rPr>
+        <w:t xml:space="preserve"> </w:t>
+      </w:r>
+      <w:r>
+        <w:rPr>
+          <w:rFonts w:ascii="Segoe UI" w:eastAsia="Gulim" w:hAnsi="Segoe UI" w:cs="Segoe UI"/>
+          <w:kern w:val="0"/>
+          <w:sz w:val="20"/>
+          <w:szCs w:val="20"/>
+          <w14:ligatures w14:val="none"/>
+        </w:rPr>
+        <w:t>실제</w:t>
+      </w:r>
+      <w:r>
+        <w:rPr>
+          <w:rFonts w:ascii="Segoe UI" w:eastAsia="Gulim" w:hAnsi="Segoe UI" w:cs="Segoe UI"/>
+          <w:kern w:val="0"/>
+          <w:sz w:val="20"/>
+          <w:szCs w:val="20"/>
+          <w14:ligatures w14:val="none"/>
+        </w:rPr>
+        <w:t xml:space="preserve"> </w:t>
+      </w:r>
+      <w:r>
+        <w:rPr>
+          <w:rFonts w:ascii="Segoe UI" w:eastAsia="Gulim" w:hAnsi="Segoe UI" w:cs="Segoe UI"/>
+          <w:kern w:val="0"/>
+          <w:sz w:val="20"/>
+          <w:szCs w:val="20"/>
+          <w14:ligatures w14:val="none"/>
+        </w:rPr>
+        <w:t>파라미터</w:t>
+      </w:r>
+      <w:r>
+        <w:rPr>
+          <w:rFonts w:ascii="Segoe UI" w:eastAsia="Gulim" w:hAnsi="Segoe UI" w:cs="Segoe UI"/>
+          <w:kern w:val="0"/>
+          <w:sz w:val="20"/>
+          <w:szCs w:val="20"/>
+          <w14:ligatures w14:val="none"/>
+        </w:rPr>
+        <w:t xml:space="preserve"> </w:t>
+      </w:r>
+      <w:r>
+        <w:rPr>
+          <w:rFonts w:ascii="Segoe UI" w:eastAsia="Gulim" w:hAnsi="Segoe UI" w:cs="Segoe UI"/>
+          <w:kern w:val="0"/>
+          <w:sz w:val="20"/>
+          <w:szCs w:val="20"/>
+          <w14:ligatures w14:val="none"/>
+        </w:rPr>
+        <w:t>확인</w:t>
+      </w:r>
+      <w:r>
+        <w:rPr>
+          <w:rFonts w:ascii="Segoe UI" w:eastAsia="Gulim" w:hAnsi="Segoe UI" w:cs="Segoe UI"/>
+          <w:kern w:val="0"/>
+          <w:sz w:val="20"/>
+          <w:szCs w:val="20"/>
+          <w14:ligatures w14:val="none"/>
+        </w:rPr>
+        <w:t xml:space="preserve">. </w:t>
+      </w:r>
+      <w:r>
+        <w:rPr>
+          <w:rFonts w:ascii="Noto Sans KR" w:eastAsia="Noto Sans KR" w:hAnsi="Noto Sans KR" w:cs="Noto Sans KR"/>
+          <w:kern w:val="0"/>
+          <w:sz w:val="20"/>
+          <w:szCs w:val="20"/>
+          <w14:ligatures w14:val="none"/>
+        </w:rPr>
+        <w:t>・</w:t>
+      </w:r>
+      <w:r>
+        <w:rPr>
+          <w:rFonts w:ascii="Consolas" w:eastAsia="GulimChe" w:hAnsi="Consolas" w:cs="GulimChe"/>
+          <w:kern w:val="0"/>
+          <w:sz w:val="18"/>
+          <w:szCs w:val="18"/>
+          <w14:ligatures w14:val="none"/>
+        </w:rPr>
+        <w:t>&lt;script&gt;</w:t>
+      </w:r>
+      <w:r>
+        <w:rPr>
+          <w:rFonts w:ascii="Segoe UI" w:eastAsia="Gulim" w:hAnsi="Segoe UI" w:cs="Segoe UI"/>
+          <w:kern w:val="0"/>
+          <w:sz w:val="20"/>
+          <w:szCs w:val="20"/>
+          <w14:ligatures w14:val="none"/>
+        </w:rPr>
+        <w:t> </w:t>
+      </w:r>
+      <w:r>
+        <w:rPr>
+          <w:rFonts w:ascii="Segoe UI" w:eastAsia="Gulim" w:hAnsi="Segoe UI" w:cs="Segoe UI"/>
+          <w:kern w:val="0"/>
+          <w:sz w:val="20"/>
+          <w:szCs w:val="20"/>
+          <w14:ligatures w14:val="none"/>
+        </w:rPr>
+        <w:t>파싱으로</w:t>
+      </w:r>
+      <w:r>
+        <w:rPr>
+          <w:rFonts w:ascii="Segoe UI" w:eastAsia="Gulim" w:hAnsi="Segoe UI" w:cs="Segoe UI"/>
+          <w:kern w:val="0"/>
+          <w:sz w:val="20"/>
+          <w:szCs w:val="20"/>
+          <w14:ligatures w14:val="none"/>
+        </w:rPr>
+        <w:t xml:space="preserve"> </w:t>
+      </w:r>
+      <w:r>
+        <w:rPr>
+          <w:rFonts w:ascii="Segoe UI" w:eastAsia="Gulim" w:hAnsi="Segoe UI" w:cs="Segoe UI"/>
+          <w:kern w:val="0"/>
+          <w:sz w:val="20"/>
+          <w:szCs w:val="20"/>
+          <w14:ligatures w14:val="none"/>
+        </w:rPr>
+        <w:t>파라미터</w:t>
+      </w:r>
+      <w:r>
+        <w:rPr>
+          <w:rFonts w:ascii="Segoe UI" w:eastAsia="Gulim" w:hAnsi="Segoe UI" w:cs="Segoe UI"/>
+          <w:kern w:val="0"/>
+          <w:sz w:val="20"/>
+          <w:szCs w:val="20"/>
+          <w14:ligatures w14:val="none"/>
+        </w:rPr>
+        <w:t xml:space="preserve"> </w:t>
+      </w:r>
+      <w:r>
+        <w:rPr>
+          <w:rFonts w:ascii="Segoe UI" w:eastAsia="Gulim" w:hAnsi="Segoe UI" w:cs="Segoe UI"/>
+          <w:kern w:val="0"/>
+          <w:sz w:val="20"/>
+          <w:szCs w:val="20"/>
+          <w14:ligatures w14:val="none"/>
+        </w:rPr>
+        <w:t>빠르게</w:t>
+      </w:r>
+      <w:r>
+        <w:rPr>
+          <w:rFonts w:ascii="Segoe UI" w:eastAsia="Gulim" w:hAnsi="Segoe UI" w:cs="Segoe UI"/>
+          <w:kern w:val="0"/>
+          <w:sz w:val="20"/>
+          <w:szCs w:val="20"/>
+          <w14:ligatures w14:val="none"/>
+        </w:rPr>
+        <w:t xml:space="preserve"> </w:t>
+      </w:r>
+      <w:r>
+        <w:rPr>
+          <w:rFonts w:ascii="Segoe UI" w:eastAsia="Gulim" w:hAnsi="Segoe UI" w:cs="Segoe UI"/>
+          <w:kern w:val="0"/>
+          <w:sz w:val="20"/>
+          <w:szCs w:val="20"/>
+          <w14:ligatures w14:val="none"/>
+        </w:rPr>
+        <w:t>찾기</w:t>
+      </w:r>
+      <w:r>
+        <w:rPr>
+          <w:rFonts w:ascii="Segoe UI" w:eastAsia="Gulim" w:hAnsi="Segoe UI" w:cs="Segoe UI"/>
+          <w:kern w:val="0"/>
+          <w:sz w:val="20"/>
+          <w:szCs w:val="20"/>
+          <w14:ligatures w14:val="none"/>
+        </w:rPr>
+        <w:t xml:space="preserve">. </w:t>
+      </w:r>
+      <w:r>
+        <w:rPr>
+          <w:rFonts w:ascii="Noto Sans KR" w:eastAsia="Noto Sans KR" w:hAnsi="Noto Sans KR" w:cs="Noto Sans KR"/>
+          <w:kern w:val="0"/>
+          <w:sz w:val="20"/>
+          <w:szCs w:val="20"/>
+          <w14:ligatures w14:val="none"/>
+        </w:rPr>
+        <w:t>・</w:t>
+      </w:r>
+      <w:r>
+        <w:rPr>
+          <w:rFonts w:ascii="Gulim" w:eastAsia="Gulim" w:hAnsi="Gulim" w:cs="Gulim"/>
+          <w:kern w:val="0"/>
+          <w:sz w:val="20"/>
+          <w:szCs w:val="20"/>
+          <w14:ligatures w14:val="none"/>
+        </w:rPr>
+        <w:t>단일</w:t>
+      </w:r>
+      <w:r>
+        <w:rPr>
+          <w:rFonts w:ascii="Segoe UI" w:eastAsia="Gulim" w:hAnsi="Segoe UI" w:cs="Segoe UI"/>
+          <w:kern w:val="0"/>
+          <w:sz w:val="20"/>
+          <w:szCs w:val="20"/>
+          <w14:ligatures w14:val="none"/>
+        </w:rPr>
+        <w:t xml:space="preserve"> POST + </w:t>
+      </w:r>
+      <w:r>
+        <w:rPr>
+          <w:rFonts w:ascii="Segoe UI" w:eastAsia="Gulim" w:hAnsi="Segoe UI" w:cs="Segoe UI"/>
+          <w:kern w:val="0"/>
+          <w:sz w:val="20"/>
+          <w:szCs w:val="20"/>
+          <w14:ligatures w14:val="none"/>
+        </w:rPr>
+        <w:t>전용</w:t>
+      </w:r>
+      <w:r>
+        <w:rPr>
+          <w:rFonts w:ascii="Segoe UI" w:eastAsia="Gulim" w:hAnsi="Segoe UI" w:cs="Segoe UI"/>
+          <w:kern w:val="0"/>
+          <w:sz w:val="20"/>
+          <w:szCs w:val="20"/>
+          <w14:ligatures w14:val="none"/>
+        </w:rPr>
+        <w:t xml:space="preserve"> </w:t>
+      </w:r>
+      <w:r>
+        <w:rPr>
+          <w:rFonts w:ascii="Segoe UI" w:eastAsia="Gulim" w:hAnsi="Segoe UI" w:cs="Segoe UI"/>
+          <w:kern w:val="0"/>
+          <w:sz w:val="20"/>
+          <w:szCs w:val="20"/>
+          <w14:ligatures w14:val="none"/>
+        </w:rPr>
+        <w:t>파서가</w:t>
+      </w:r>
+      <w:r>
+        <w:rPr>
+          <w:rFonts w:ascii="Segoe UI" w:eastAsia="Gulim" w:hAnsi="Segoe UI" w:cs="Segoe UI"/>
+          <w:kern w:val="0"/>
+          <w:sz w:val="20"/>
+          <w:szCs w:val="20"/>
+          <w14:ligatures w14:val="none"/>
+        </w:rPr>
+        <w:t xml:space="preserve"> </w:t>
+      </w:r>
+      <w:r>
+        <w:rPr>
+          <w:rFonts w:ascii="Segoe UI" w:eastAsia="Gulim" w:hAnsi="Segoe UI" w:cs="Segoe UI"/>
+          <w:kern w:val="0"/>
+          <w:sz w:val="20"/>
+          <w:szCs w:val="20"/>
+          <w14:ligatures w14:val="none"/>
+        </w:rPr>
+        <w:t>더</w:t>
+      </w:r>
+      <w:r>
+        <w:rPr>
+          <w:rFonts w:ascii="Segoe UI" w:eastAsia="Gulim" w:hAnsi="Segoe UI" w:cs="Segoe UI"/>
+          <w:kern w:val="0"/>
+          <w:sz w:val="20"/>
+          <w:szCs w:val="20"/>
+          <w14:ligatures w14:val="none"/>
+        </w:rPr>
+        <w:t xml:space="preserve"> </w:t>
+      </w:r>
+      <w:r>
+        <w:rPr>
+          <w:rFonts w:ascii="Segoe UI" w:eastAsia="Gulim" w:hAnsi="Segoe UI" w:cs="Segoe UI"/>
+          <w:kern w:val="0"/>
+          <w:sz w:val="20"/>
+          <w:szCs w:val="20"/>
+          <w14:ligatures w14:val="none"/>
+        </w:rPr>
+        <w:t>안정적</w:t>
+      </w:r>
+      <w:r>
+        <w:rPr>
+          <w:rFonts w:ascii="Segoe UI" w:eastAsia="Gulim" w:hAnsi="Segoe UI" w:cs="Segoe UI"/>
+          <w:kern w:val="0"/>
+          <w:sz w:val="20"/>
+          <w:szCs w:val="20"/>
+          <w14:ligatures w14:val="none"/>
+        </w:rPr>
+        <w:t>.</w:t>
       </w:r>
     </w:p>
     <w:p>
-      <w:r>
-        <w:t xml:space="preserve">  [FALLBACK] T011: _classify() 실패 — API 오류 또는 JSON 파싱 실패. 로그(WARNING)에서 원인 확인. 카테고리 기본값='general'</w:t>
+      <w:pPr>
+        <w:ind w:left="360"/>
+      </w:pPr>
+      <w:r>
+        <w:rPr>
+          <w:b/>
+          <w:bCs/>
+        </w:rPr>
+        <w:t>잔여 과제 (전일 이월, 미착수)</w:t>
+      </w:r>
+      <w:r>
+        <w:t> </w:t>
       </w:r>
     </w:p>
     <w:p>
-      <w:r>
-        <w:t xml:space="preserve">T011   </w:t>
-      </w:r>
-      <w:r>
-        <w:rPr>
-          <w:rFonts w:ascii="Segoe UI Emoji" w:hAnsi="Segoe UI Emoji" w:cs="Segoe UI Emoji"/>
-        </w:rPr>
-        <w:t>❌</w:t>
-      </w:r>
-      <w:r>
-        <w:t xml:space="preserve"> general       </w:t>
-      </w:r>
-      <w:r>
-        <w:rPr>
-          <w:rFonts w:ascii="Segoe UI Symbol" w:hAnsi="Segoe UI Symbol" w:cs="Segoe UI Symbol"/>
-        </w:rPr>
-        <w:t>⚠</w:t>
-      </w:r>
-      <w:r>
-        <w:t xml:space="preserve">  kw=ソウル </w:t>
-      </w:r>
+      <w:pPr>
+        <w:ind w:left="360"/>
+      </w:pPr>
       <w:r>
         <w:rPr>
           <w:rFonts w:ascii="Noto Sans KR" w:eastAsia="Noto Sans KR" w:hAnsi="Noto Sans KR" w:cs="Noto Sans KR" w:hint="eastAsia"/>
         </w:rPr>
-        <w:t>観</w:t>
-      </w:r>
-      <w:r>
-        <w:rPr>
-          <w:rFonts w:ascii="Malgun Gothic" w:eastAsia="Malgun Gothic" w:hAnsi="Malgun Gothic" w:cs="Malgun Gothic" w:hint="eastAsia"/>
-        </w:rPr>
-        <w:t>光</w:t>
-      </w:r>
-      <w:r>
-        <w:t xml:space="preserve">                     1764ms</w:t>
+        <w:t>・</w:t>
+      </w:r>
+      <w:r>
+        <w:t>한국어 응답 버그 (</w:t>
+      </w:r>
+      <w:proofErr w:type="spellStart"/>
+      <w:r>
+        <w:t>reply_language</w:t>
+      </w:r>
+      <w:proofErr w:type="spellEnd"/>
+      <w:r>
+        <w:t xml:space="preserve">=日本語인데 Korean 답변 생성) </w:t>
       </w:r>
     </w:p>
     <w:p>
-      <w:r>
-        <w:t xml:space="preserve">       </w:t>
-      </w:r>
-      <w:r>
-        <w:rPr>
-          <w:rFonts w:ascii="Cambria Math" w:hAnsi="Cambria Math" w:cs="Cambria Math"/>
-        </w:rPr>
-        <w:t>↳</w:t>
-      </w:r>
-      <w:r>
-        <w:t xml:space="preserve"> expected: culture</w:t>
+      <w:pPr>
+        <w:ind w:left="360"/>
+      </w:pPr>
+      <w:r>
+        <w:rPr>
+          <w:rFonts w:ascii="Noto Sans KR" w:eastAsia="Noto Sans KR" w:hAnsi="Noto Sans KR" w:cs="Noto Sans KR" w:hint="eastAsia"/>
+        </w:rPr>
+        <w:t>・</w:t>
+      </w:r>
+      <w:r>
+        <w:t xml:space="preserve">KB 카테고리 정합성 (37k건 레이블 vs 라우터 분류 매핑) </w:t>
       </w:r>
     </w:p>
     <w:p>
-      <w:proofErr w:type="spellStart"/>
-      <w:r>
-        <w:lastRenderedPageBreak/>
-        <w:t>WARNING:src.chain.router:_classify</w:t>
-      </w:r>
-      <w:proofErr w:type="spellEnd"/>
-      <w:r>
-        <w:t xml:space="preserve"> failed for '한국에서 환전은 어디서 하는 게 좋아?': Error code: 429 - {'error': {'message': 'You exceeded your current quota, please check your plan and billing details. For more information on this error, read the docs: https://platform.openai.com/docs/guides/error-codes/api-errors.', 'type': '</w:t>
-      </w:r>
-      <w:proofErr w:type="spellStart"/>
-      <w:r>
-        <w:t>insufficient_quota</w:t>
-      </w:r>
-      <w:proofErr w:type="spellEnd"/>
-      <w:r>
-        <w:t>', 'param': None, 'code': '</w:t>
-      </w:r>
-      <w:proofErr w:type="spellStart"/>
-      <w:r>
-        <w:t>insufficient_quota</w:t>
-      </w:r>
-      <w:proofErr w:type="spellEnd"/>
-      <w:r>
-        <w:t>'}}</w:t>
+      <w:pPr>
+        <w:ind w:left="360"/>
+      </w:pPr>
+      <w:r>
+        <w:rPr>
+          <w:rFonts w:ascii="Noto Sans KR" w:eastAsia="Noto Sans KR" w:hAnsi="Noto Sans KR" w:cs="Noto Sans KR" w:hint="eastAsia"/>
+        </w:rPr>
+        <w:t>・</w:t>
+      </w:r>
+      <w:r>
+        <w:t xml:space="preserve">Ragas 평가 전체 실행 (faithfulness 측정) </w:t>
       </w:r>
     </w:p>
     <w:p>
-      <w:r>
-        <w:t xml:space="preserve">  [FALLBACK] T012: _classify() 실패 — API 오류 또는 JSON 파싱 실패. 로그(WARNING)에서 원인 확인. 카테고리 기본값='general'</w:t>
+      <w:pPr>
+        <w:ind w:left="360"/>
+      </w:pPr>
+      <w:r>
+        <w:rPr>
+          <w:rFonts w:ascii="Noto Sans KR" w:eastAsia="Noto Sans KR" w:hAnsi="Noto Sans KR" w:cs="Noto Sans KR" w:hint="eastAsia"/>
+        </w:rPr>
+        <w:t>・</w:t>
+      </w:r>
+      <w:proofErr w:type="spellStart"/>
+      <w:r>
+        <w:t>response_time</w:t>
+      </w:r>
+      <w:proofErr w:type="spellEnd"/>
+      <w:r>
+        <w:t xml:space="preserve"> 개선 (평균 6.5초 → 목표 3초 이하)</w:t>
       </w:r>
     </w:p>
     <w:p>
-      <w:r>
-        <w:t xml:space="preserve">T012   </w:t>
-      </w:r>
-      <w:r>
-        <w:rPr>
-          <w:rFonts w:ascii="Segoe UI Emoji" w:hAnsi="Segoe UI Emoji" w:cs="Segoe UI Emoji"/>
-        </w:rPr>
-        <w:t>✅</w:t>
-      </w:r>
-      <w:r>
-        <w:t xml:space="preserve"> general       </w:t>
-      </w:r>
-      <w:r>
-        <w:rPr>
-          <w:rFonts w:ascii="Segoe UI Symbol" w:hAnsi="Segoe UI Symbol" w:cs="Segoe UI Symbol"/>
-        </w:rPr>
-        <w:t>⚠</w:t>
-      </w:r>
-      <w:r>
-        <w:t xml:space="preserve">  kw=ソウル </w:t>
-      </w:r>
-      <w:r>
-        <w:rPr>
-          <w:rFonts w:ascii="Noto Sans KR" w:eastAsia="Noto Sans KR" w:hAnsi="Noto Sans KR" w:cs="Noto Sans KR" w:hint="eastAsia"/>
-        </w:rPr>
-        <w:t>観</w:t>
-      </w:r>
-      <w:r>
-        <w:rPr>
-          <w:rFonts w:ascii="Malgun Gothic" w:eastAsia="Malgun Gothic" w:hAnsi="Malgun Gothic" w:cs="Malgun Gothic" w:hint="eastAsia"/>
-        </w:rPr>
-        <w:t>光</w:t>
-      </w:r>
-      <w:r>
-        <w:t xml:space="preserve">                     1741ms</w:t>
-      </w:r>
-    </w:p>
-    <w:p/>
-    <w:p>
-      <w:r>
+      <w:pPr>
         <w:rPr>
           <w:rFonts w:hint="eastAsia"/>
         </w:rPr>
-        <w:t>────────────────────────────────────────────────────────────</w:t>
+      </w:pPr>
+      <w:r>
+        <w:rPr>
+          <w:rFonts w:hint="eastAsia"/>
+        </w:rPr>
+        <w:t xml:space="preserve">콘서트, 공연등 여행 일정에 맞는 콘서트 공연을 티켓링크, 인터파크에서 웹크롤링해서 여행 일정에 추천해줄것. </w:t>
       </w:r>
     </w:p>
     <w:p>
-      <w:r>
-        <w:rPr>
-          <w:rFonts w:hint="eastAsia"/>
-        </w:rPr>
-        <w:t>분류</w:t>
-      </w:r>
-      <w:r>
-        <w:t xml:space="preserve"> 정확도 : 14.3%  (1/7)</w:t>
-      </w:r>
+      <w:pPr>
+        <w:ind w:left="360"/>
+      </w:pPr>
     </w:p>
     <w:p>
-      <w:r>
+      <w:pPr>
         <w:rPr>
           <w:rFonts w:hint="eastAsia"/>
         </w:rPr>
-        <w:t>키워드</w:t>
-      </w:r>
-      <w:r>
-        <w:t xml:space="preserve"> 포함 : 0.0%  (0/7)</w:t>
-      </w:r>
-    </w:p>
-    <w:p>
-      <w:r>
-        <w:rPr>
-          <w:rFonts w:hint="eastAsia"/>
-        </w:rPr>
-        <w:t>평균</w:t>
-      </w:r>
-      <w:r>
-        <w:t xml:space="preserve"> 응답  : 2862ms</w:t>
-      </w:r>
-    </w:p>
-    <w:p/>
-    <w:p>
-      <w:r>
-        <w:t>[분류 실패 6건]</w:t>
-      </w:r>
-    </w:p>
-    <w:p>
-      <w:r>
-        <w:t xml:space="preserve">  T005: '서울 지하철에서 티머니는 어떻게 써?' → general (expected transport)</w:t>
-      </w:r>
-    </w:p>
-    <w:p>
-      <w:r>
-        <w:t xml:space="preserve">  T007: '부산 해운대 근처 관광지 추천' → general (expected leisure)</w:t>
-      </w:r>
-    </w:p>
-    <w:p>
-      <w:r>
-        <w:t xml:space="preserve">  T008: '경주 역사 관광지 추천해줘' → general (expected culture)</w:t>
-      </w:r>
-    </w:p>
-    <w:p>
-      <w:r>
-        <w:t xml:space="preserve">  T009: '서귀포 여행 코스 알려줘' → general (expected leisure)</w:t>
-      </w:r>
-    </w:p>
-    <w:p>
-      <w:r>
-        <w:t xml:space="preserve">  T010: '인천공항에서 서울역 가는 방법' → general (expected transport)</w:t>
-      </w:r>
-    </w:p>
-    <w:p>
-      <w:r>
-        <w:t xml:space="preserve">  T011: '한복 입고 가면 좋은 궁궐 어디야?' → general (expected culture)</w:t>
-      </w:r>
-    </w:p>
-    <w:p/>
-    <w:p>
-      <w:r>
-        <w:t xml:space="preserve">1. (필수) </w:t>
-      </w:r>
-      <w:proofErr w:type="spellStart"/>
-      <w:r>
-        <w:t>pgvector</w:t>
-      </w:r>
-      <w:proofErr w:type="spellEnd"/>
-      <w:r>
-        <w:t xml:space="preserve"> 연결 → 실제 벡터 RAG 성능 측정</w:t>
-      </w:r>
-    </w:p>
-    <w:p>
-      <w:r>
-        <w:t xml:space="preserve">  2. (권장) T009 ground truth 검토 — leisure vs itinerary</w:t>
-      </w:r>
-    </w:p>
-    <w:p>
-      <w:r>
-        <w:t xml:space="preserve">  3. (선택) Google Places API 키 권한 설정</w:t>
-      </w:r>
-    </w:p>
-    <w:p/>
-    <w:p>
-      <w:r>
-        <w:t xml:space="preserve">Air Seoul의 IATA 코드는 RS입니다. </w:t>
-      </w:r>
-      <w:proofErr w:type="spellStart"/>
-      <w:r>
-        <w:t>AviationStack</w:t>
-      </w:r>
-      <w:proofErr w:type="spellEnd"/>
-      <w:r>
-        <w:t>에서 NRT→ICN 전체 편을 가져올 때 Air Seoul이 빠지는 이유는 대부분:</w:t>
-      </w:r>
-    </w:p>
-    <w:p>
-      <w:r>
-        <w:t xml:space="preserve">  - 쿼리에서 </w:t>
-      </w:r>
-      <w:proofErr w:type="spellStart"/>
-      <w:r>
-        <w:t>airline_iata</w:t>
-      </w:r>
-      <w:proofErr w:type="spellEnd"/>
-      <w:r>
-        <w:t>=RS를 별도로 지정하지 않으면 대형 항공사 위주로 반환</w:t>
-      </w:r>
-    </w:p>
-    <w:p>
-      <w:r>
-        <w:t xml:space="preserve">  - 저비용항공(LCC) 데이터 커버리지가 메이저 항공사보다 불완전</w:t>
-      </w:r>
-    </w:p>
-    <w:p/>
-    <w:p/>
-    <w:p>
-      <w:r>
-        <w:t xml:space="preserve">이도훈씨의 한국 2박 3일 여행 플랜을 제안합니다. 【1일째:2026년 5월 29일(금)】 - 나리타 공항(NRT)에서 인천공항(ICN)에 도착 후 공항철도로 서울시내로 이동합니다. - 숙박 시설은 고양시(눈양) 능력(눈곡) 지구의 친구집이므로 공항철도와 택시를 이용하여 향합니다. - 서울 중심부(명동, 동대문)에서 쇼핑을 즐겨보세요. 네이버 맵에서 '명동'과 '동대문'의 쇼핑 명소를 </w:t>
-      </w:r>
-      <w:r>
-        <w:rPr>
-          <w:highlight w:val="red"/>
-        </w:rPr>
-        <w:t>검색하세요</w:t>
-      </w:r>
-      <w:r>
-        <w:t xml:space="preserve">. - 저녁 식사는 괴롭지 않은 메뉴를 선택하면서 한국 음식을 즐길 수 있는 지역(홍대, 강남)에서 찾아보세요. - 밤에는 남산 타워의 야경관상을 추천합니다. 서울의 야경을 한눈에 볼 수 있습니다. 【2일째: 2026년 5월 30일(토)】 - 아침에는 경복궁 등의 역사 명소를 방문해 한류 드라마의 로케지를 둘러보는 것도 좋을 것입니다. - 점심은 매운 겸손한 한국 요리가 있는 카페와 레스토랑을 서울 시내에서 </w:t>
-      </w:r>
-      <w:r>
-        <w:rPr>
-          <w:highlight w:val="red"/>
-        </w:rPr>
-        <w:t>검색해 주세요</w:t>
-      </w:r>
-      <w:r>
-        <w:t xml:space="preserve">. - 오후에는 카로스킬(압구정)과 신사동(신사동)에서 쇼핑과 카페 순회를 즐겨보세요. - 저녁부터 강남 지역에서 한류 관련 상점과 이벤트를 확인. - 밤은 한강 (한강)을 따라 야경 명소에서 휴식. 야경과 함께 산책을 즐길 수 있습니다. [3일째: 2026년 5월 31일(일)] - 오전중에는 명동(명동)과 동대문(동대문)에서 마지막 쇼핑. - 매운맛을 피한 한국 요리 점심을 즐기고 인천공항으로 공항철도와 택시로 이동. - 인천공항에서 나리타공항으로 귀국. 【예산·교통】 - 하루 약 3만엔의 예산으로 교통은 공항철도와 택시를 이용하여 효율적으로 이동합니다. - 식사는 매운 겸손한 메뉴를 선택하고 Naver Map에서 지역별로 </w:t>
-      </w:r>
-      <w:r>
-        <w:rPr>
-          <w:highlight w:val="red"/>
-        </w:rPr>
-        <w:t>검색하십시오</w:t>
-      </w:r>
-      <w:r>
-        <w:t>. 【포인트】 - 숙박은 친구 집(고양시 능력)이므로 서울 중심부로는 교통시간을 고려해 주십시오. - 야경 명소와 한류 관련 상점은 서울 중심부에 집중되어 있어 효율적으로 돌 수 있습니다. - 식사 제한 (매운 것 불가)에주의하고 매운 겸손한 메뉴가있는 카페와 레스토랑을 선택합니다. 재미있는 한국 여행을 보내세요!</w:t>
-      </w:r>
-    </w:p>
-    <w:p/>
-    <w:p>
-      <w:pPr>
-        <w:rPr>
-          <w:rFonts w:hint="eastAsia"/>
-        </w:rPr>
-      </w:pPr>
-      <w:r>
-        <w:rPr>
-          <w:rFonts w:hint="eastAsia"/>
-        </w:rPr>
-        <w:t xml:space="preserve">검색해 주세요, 검색하십시오, 이렇게 사용자보고 검색하세요 이러면 이 서비스를 이용하는 의미가 없잖아. 해당 AI 모델이 직접 찾아주는거로 합시다. </w:t>
-      </w:r>
-    </w:p>
-    <w:p>
-      <w:pPr>
-        <w:rPr>
-          <w:rFonts w:hint="eastAsia"/>
-        </w:rPr>
-      </w:pPr>
-    </w:p>
-    <w:p>
-      <w:r>
-        <w:t>인천공항 공식 API · 출발·도착 시각, 실시간 게이트 정보 제공</w:t>
-      </w:r>
-    </w:p>
-    <w:p>
-      <w:r>
-        <w:rPr>
-          <w:rFonts w:hint="eastAsia"/>
-        </w:rPr>
-        <w:t xml:space="preserve">이 부분 아래로 쭉 리스트업 </w:t>
-      </w:r>
-    </w:p>
-    <w:p/>
-    <w:p>
-      <w:r>
-        <w:t>2026-05-18 업무 요약</w:t>
-      </w:r>
-    </w:p>
-    <w:p/>
-    <w:p>
-      <w:pPr>
-        <w:rPr>
-          <w:rFonts w:hint="eastAsia"/>
-        </w:rPr>
-      </w:pPr>
-      <w:r>
-        <w:t>평가(Eval) 파이프라인 정비</w:t>
-      </w:r>
-      <w:r>
-        <w:rPr>
-          <w:rFonts w:hint="eastAsia"/>
-        </w:rPr>
-        <w:t xml:space="preserve">(RAGAS란? 검색, 생성 성능을 </w:t>
-      </w:r>
-      <w:r>
-        <w:t>평가하고 최적화하기 위한 </w:t>
-      </w:r>
-      <w:r>
-        <w:rPr>
-          <w:b/>
-          <w:bCs/>
-        </w:rPr>
-        <w:t>오픈소스 평가 프레임워크</w:t>
-      </w:r>
-      <w:r>
-        <w:rPr>
-          <w:rFonts w:hint="eastAsia"/>
-        </w:rPr>
-        <w:t>)</w:t>
-      </w:r>
-    </w:p>
-    <w:p>
-      <w:r>
-        <w:t xml:space="preserve">  - 테스트 케이스 12건 누수 감사 → SEEN 5건 / UNSEEN 7건 분류</w:t>
-      </w:r>
-    </w:p>
-    <w:p>
-      <w:r>
-        <w:t xml:space="preserve">  - 분류기 모델명 오타 수정, 예외 처리 보강</w:t>
-      </w:r>
-    </w:p>
-    <w:p>
-      <w:r>
-        <w:t xml:space="preserve">  - Ragas 프로덕션 평가 스크립트 신규 작성</w:t>
-      </w:r>
-    </w:p>
-    <w:p>
-      <w:r>
-        <w:t xml:space="preserve">  - 전체 평가 실행: 분류 100% · RAG 100% (응답 키워드 5/7 통과)</w:t>
-      </w:r>
-    </w:p>
-    <w:p>
-      <w:pPr>
-        <w:rPr>
-          <w:rFonts w:hint="eastAsia"/>
-        </w:rPr>
-      </w:pPr>
-      <w:proofErr w:type="spellStart"/>
-      <w:r>
-        <w:t>P</w:t>
-      </w:r>
-      <w:r>
-        <w:rPr>
-          <w:rFonts w:hint="eastAsia"/>
-        </w:rPr>
-        <w:t>gvector</w:t>
-      </w:r>
-      <w:proofErr w:type="spellEnd"/>
-      <w:r>
-        <w:rPr>
-          <w:rFonts w:hint="eastAsia"/>
-        </w:rPr>
-        <w:t xml:space="preserve">란? </w:t>
-      </w:r>
-      <w:r>
-        <w:t>PostgreSQL 내부에서 텍스트 임베딩이나 이미지 벡터 데이터를 직접 저장하고, </w:t>
-      </w:r>
-      <w:r>
-        <w:rPr>
-          <w:b/>
-          <w:bCs/>
-        </w:rPr>
-        <w:t>가장 유사한 데이터를 빠르게 찾아내는 '벡터 DB'의 역할</w:t>
-      </w:r>
-    </w:p>
-    <w:p>
-      <w:r>
-        <w:t xml:space="preserve">  - Google Cloud 결제 계정 연결 → Places API 정상화</w:t>
-      </w:r>
-    </w:p>
-    <w:p>
-      <w:r>
-        <w:t xml:space="preserve">  - </w:t>
-      </w:r>
-      <w:proofErr w:type="spellStart"/>
-      <w:r>
-        <w:t>pgvector</w:t>
-      </w:r>
-      <w:proofErr w:type="spellEnd"/>
-      <w:r>
-        <w:t xml:space="preserve"> 프로덕션 전환 완료 (37,275건 임베딩 적재)</w:t>
-      </w:r>
-    </w:p>
-    <w:p/>
-    <w:p>
-      <w:pPr>
-        <w:rPr>
-          <w:rFonts w:hint="eastAsia"/>
-        </w:rPr>
-      </w:pPr>
-      <w:r>
-        <w:t xml:space="preserve">  항공편 검색 UI 구현</w:t>
-      </w:r>
-      <w:r>
-        <w:rPr>
-          <w:rFonts w:hint="eastAsia"/>
-        </w:rPr>
-        <w:t xml:space="preserve"> (</w:t>
-      </w:r>
-      <w:proofErr w:type="spellStart"/>
-      <w:r>
-        <w:t>AviationStack</w:t>
-      </w:r>
-      <w:proofErr w:type="spellEnd"/>
-      <w:r>
-        <w:rPr>
-          <w:rFonts w:hint="eastAsia"/>
-        </w:rPr>
-        <w:t xml:space="preserve">을 인천공항 항공편 API로 교체 - </w:t>
-      </w:r>
-      <w:proofErr w:type="spellStart"/>
-      <w:r>
-        <w:rPr>
-          <w:rFonts w:hint="eastAsia"/>
-        </w:rPr>
-        <w:t>AviationStack</w:t>
-      </w:r>
-      <w:proofErr w:type="spellEnd"/>
-      <w:r>
-        <w:rPr>
-          <w:rFonts w:hint="eastAsia"/>
-        </w:rPr>
-        <w:t>에서는 에어서울과 같은 저가 항공사를 다루지 않았음)</w:t>
-      </w:r>
-    </w:p>
-    <w:p>
-      <w:r>
-        <w:t xml:space="preserve">  - 인천공항 공공데이터 API 2종 연동 (정기편 스케줄 + 실시간 운항현황)</w:t>
-      </w:r>
-    </w:p>
-    <w:p>
-      <w:r>
-        <w:t xml:space="preserve">  - 위저드 Step 2: 출발지 선택 → 항공편 카드 목록 → 페이지네이션 → 편명 선택</w:t>
-      </w:r>
-    </w:p>
-    <w:p>
-      <w:r>
-        <w:t>- 항공편 선택 시 목록이 570편으로 초기화되는 버그 4건 수정</w:t>
-      </w:r>
-    </w:p>
-    <w:p>
-      <w:pPr>
-        <w:rPr>
-          <w:rFonts w:hint="eastAsia"/>
-        </w:rPr>
-      </w:pPr>
-      <w:r>
-        <w:t xml:space="preserve">  (경쟁 조건 / 빈 파라미터 / 페이저 stale 참조 / 선택 편명 유실)</w:t>
-      </w:r>
+      </w:pPr>
     </w:p>
     <w:sectPr>
       <w:pgSz w:w="11906" w:h="16838"/>
@@ -965,6 +2107,638 @@
     </w:sectPr>
   </w:body>
 </w:document>
+</file>
+
+<file path=word/endnotes.xml><?xml version="1.0" encoding="utf-8"?>
+<w:endnotes xmlns:wpc="http://schemas.microsoft.com/office/word/2010/wordprocessingCanvas" xmlns:cx="http://schemas.microsoft.com/office/drawing/2014/chartex" xmlns:cx1="http://schemas.microsoft.com/office/drawing/2015/9/8/chartex" xmlns:cx2="http://schemas.microsoft.com/office/drawing/2015/10/21/chartex" xmlns:cx3="http://schemas.microsoft.com/office/drawing/2016/5/9/chartex" xmlns:cx4="http://schemas.microsoft.com/office/drawing/2016/5/10/chartex" xmlns:cx5="http://schemas.microsoft.com/office/drawing/2016/5/11/chartex" xmlns:cx6="http://schemas.microsoft.com/office/drawing/2016/5/12/chartex" xmlns:cx7="http://schemas.microsoft.com/office/drawing/2016/5/13/chartex" xmlns:cx8="http://schemas.microsoft.com/office/drawing/2016/5/14/chartex" xmlns:mc="http://schemas.openxmlformats.org/markup-compatibility/2006" xmlns:aink="http://schemas.microsoft.com/office/drawing/2016/ink" xmlns:am3d="http://schemas.microsoft.com/office/drawing/2017/model3d" xmlns:o="urn:schemas-microsoft-com:office:office" xmlns:oel="http://schemas.microsoft.com/office/2019/extlst" xmlns:r="http://schemas.openxmlformats.org/officeDocument/2006/relationships" xmlns:m="http://schemas.openxmlformats.org/officeDocument/2006/math" xmlns:v="urn:schemas-microsoft-com:vml" xmlns:wp14="http://schemas.microsoft.com/office/word/2010/wordprocessingDrawing" xmlns:wp="http://schemas.openxmlformats.org/drawingml/2006/wordprocessingDrawing" xmlns:w10="urn:schemas-microsoft-com:office:word" xmlns:w="http://schemas.openxmlformats.org/wordprocessingml/2006/main" xmlns:w14="http://schemas.microsoft.com/office/word/2010/wordml" xmlns:w15="http://schemas.microsoft.com/office/word/2012/wordml" xmlns:w16cex="http://schemas.microsoft.com/office/word/2018/wordml/cex" xmlns:w16cid="http://schemas.microsoft.com/office/word/2016/wordml/cid" xmlns:w16="http://schemas.microsoft.com/office/word/2018/wordml" xmlns:w16du="http://schemas.microsoft.com/office/word/2023/wordml/word16du" xmlns:w16sdtdh="http://schemas.microsoft.com/office/word/2020/wordml/sdtdatahash" xmlns:w16sdtfl="http://schemas.microsoft.com/office/word/2024/wordml/sdtformatlock" xmlns:w16se="http://schemas.microsoft.com/office/word/2015/wordml/symex" xmlns:wpg="http://schemas.microsoft.com/office/word/2010/wordprocessingGroup" xmlns:wpi="http://schemas.microsoft.com/office/word/2010/wordprocessingInk" xmlns:wne="http://schemas.microsoft.com/office/word/2006/wordml" xmlns:wps="http://schemas.microsoft.com/office/word/2010/wordprocessingShape" mc:Ignorable="w14 w15 w16se w16cid w16 w16cex w16sdtdh w16sdtfl w16du wp14">
+  <w:endnote w:type="separator" w:id="-1">
+    <w:p>
+      <w:pPr>
+        <w:spacing w:after="0"/>
+      </w:pPr>
+      <w:r>
+        <w:separator/>
+      </w:r>
+    </w:p>
+  </w:endnote>
+  <w:endnote w:type="continuationSeparator" w:id="0">
+    <w:p>
+      <w:pPr>
+        <w:spacing w:after="0"/>
+      </w:pPr>
+      <w:r>
+        <w:continuationSeparator/>
+      </w:r>
+    </w:p>
+  </w:endnote>
+</w:endnotes>
+</file>
+
+<file path=word/footnotes.xml><?xml version="1.0" encoding="utf-8"?>
+<w:footnotes xmlns:wpc="http://schemas.microsoft.com/office/word/2010/wordprocessingCanvas" xmlns:cx="http://schemas.microsoft.com/office/drawing/2014/chartex" xmlns:cx1="http://schemas.microsoft.com/office/drawing/2015/9/8/chartex" xmlns:cx2="http://schemas.microsoft.com/office/drawing/2015/10/21/chartex" xmlns:cx3="http://schemas.microsoft.com/office/drawing/2016/5/9/chartex" xmlns:cx4="http://schemas.microsoft.com/office/drawing/2016/5/10/chartex" xmlns:cx5="http://schemas.microsoft.com/office/drawing/2016/5/11/chartex" xmlns:cx6="http://schemas.microsoft.com/office/drawing/2016/5/12/chartex" xmlns:cx7="http://schemas.microsoft.com/office/drawing/2016/5/13/chartex" xmlns:cx8="http://schemas.microsoft.com/office/drawing/2016/5/14/chartex" xmlns:mc="http://schemas.openxmlformats.org/markup-compatibility/2006" xmlns:aink="http://schemas.microsoft.com/office/drawing/2016/ink" xmlns:am3d="http://schemas.microsoft.com/office/drawing/2017/model3d" xmlns:o="urn:schemas-microsoft-com:office:office" xmlns:oel="http://schemas.microsoft.com/office/2019/extlst" xmlns:r="http://schemas.openxmlformats.org/officeDocument/2006/relationships" xmlns:m="http://schemas.openxmlformats.org/officeDocument/2006/math" xmlns:v="urn:schemas-microsoft-com:vml" xmlns:wp14="http://schemas.microsoft.com/office/word/2010/wordprocessingDrawing" xmlns:wp="http://schemas.openxmlformats.org/drawingml/2006/wordprocessingDrawing" xmlns:w10="urn:schemas-microsoft-com:office:word" xmlns:w="http://schemas.openxmlformats.org/wordprocessingml/2006/main" xmlns:w14="http://schemas.microsoft.com/office/word/2010/wordml" xmlns:w15="http://schemas.microsoft.com/office/word/2012/wordml" xmlns:w16cex="http://schemas.microsoft.com/office/word/2018/wordml/cex" xmlns:w16cid="http://schemas.microsoft.com/office/word/2016/wordml/cid" xmlns:w16="http://schemas.microsoft.com/office/word/2018/wordml" xmlns:w16du="http://schemas.microsoft.com/office/word/2023/wordml/word16du" xmlns:w16sdtdh="http://schemas.microsoft.com/office/word/2020/wordml/sdtdatahash" xmlns:w16sdtfl="http://schemas.microsoft.com/office/word/2024/wordml/sdtformatlock" xmlns:w16se="http://schemas.microsoft.com/office/word/2015/wordml/symex" xmlns:wpg="http://schemas.microsoft.com/office/word/2010/wordprocessingGroup" xmlns:wpi="http://schemas.microsoft.com/office/word/2010/wordprocessingInk" xmlns:wne="http://schemas.microsoft.com/office/word/2006/wordml" xmlns:wps="http://schemas.microsoft.com/office/word/2010/wordprocessingShape" mc:Ignorable="w14 w15 w16se w16cid w16 w16cex w16sdtdh w16sdtfl w16du wp14">
+  <w:footnote w:type="separator" w:id="-1">
+    <w:p>
+      <w:pPr>
+        <w:spacing w:after="0"/>
+      </w:pPr>
+      <w:r>
+        <w:separator/>
+      </w:r>
+    </w:p>
+  </w:footnote>
+  <w:footnote w:type="continuationSeparator" w:id="0">
+    <w:p>
+      <w:pPr>
+        <w:spacing w:after="0"/>
+      </w:pPr>
+      <w:r>
+        <w:continuationSeparator/>
+      </w:r>
+    </w:p>
+  </w:footnote>
+</w:footnotes>
+</file>
+
+<file path=word/numbering.xml><?xml version="1.0" encoding="utf-8"?>
+<w:numbering xmlns:wpc="http://schemas.microsoft.com/office/word/2010/wordprocessingCanvas" xmlns:cx="http://schemas.microsoft.com/office/drawing/2014/chartex" xmlns:cx1="http://schemas.microsoft.com/office/drawing/2015/9/8/chartex" xmlns:cx2="http://schemas.microsoft.com/office/drawing/2015/10/21/chartex" xmlns:cx3="http://schemas.microsoft.com/office/drawing/2016/5/9/chartex" xmlns:cx4="http://schemas.microsoft.com/office/drawing/2016/5/10/chartex" xmlns:cx5="http://schemas.microsoft.com/office/drawing/2016/5/11/chartex" xmlns:cx6="http://schemas.microsoft.com/office/drawing/2016/5/12/chartex" xmlns:cx7="http://schemas.microsoft.com/office/drawing/2016/5/13/chartex" xmlns:cx8="http://schemas.microsoft.com/office/drawing/2016/5/14/chartex" xmlns:mc="http://schemas.openxmlformats.org/markup-compatibility/2006" xmlns:aink="http://schemas.microsoft.com/office/drawing/2016/ink" xmlns:am3d="http://schemas.microsoft.com/office/drawing/2017/model3d" xmlns:o="urn:schemas-microsoft-com:office:office" xmlns:oel="http://schemas.microsoft.com/office/2019/extlst" xmlns:r="http://schemas.openxmlformats.org/officeDocument/2006/relationships" xmlns:m="http://schemas.openxmlformats.org/officeDocument/2006/math" xmlns:v="urn:schemas-microsoft-com:vml" xmlns:wp14="http://schemas.microsoft.com/office/word/2010/wordprocessingDrawing" xmlns:wp="http://schemas.openxmlformats.org/drawingml/2006/wordprocessingDrawing" xmlns:w10="urn:schemas-microsoft-com:office:word" xmlns:w="http://schemas.openxmlformats.org/wordprocessingml/2006/main" xmlns:w14="http://schemas.microsoft.com/office/word/2010/wordml" xmlns:w15="http://schemas.microsoft.com/office/word/2012/wordml" xmlns:w16cex="http://schemas.microsoft.com/office/word/2018/wordml/cex" xmlns:w16cid="http://schemas.microsoft.com/office/word/2016/wordml/cid" xmlns:w16="http://schemas.microsoft.com/office/word/2018/wordml" xmlns:w16du="http://schemas.microsoft.com/office/word/2023/wordml/word16du" xmlns:w16sdtdh="http://schemas.microsoft.com/office/word/2020/wordml/sdtdatahash" xmlns:w16sdtfl="http://schemas.microsoft.com/office/word/2024/wordml/sdtformatlock" xmlns:w16se="http://schemas.microsoft.com/office/word/2015/wordml/symex" xmlns:wpg="http://schemas.microsoft.com/office/word/2010/wordprocessingGroup" xmlns:wpi="http://schemas.microsoft.com/office/word/2010/wordprocessingInk" xmlns:wne="http://schemas.microsoft.com/office/word/2006/wordml" xmlns:wps="http://schemas.microsoft.com/office/word/2010/wordprocessingShape" mc:Ignorable="w14 w15 w16se w16cid w16 w16cex w16sdtdh w16sdtfl w16du wp14">
+  <w:abstractNum w:abstractNumId="0" w15:restartNumberingAfterBreak="0">
+    <w:nsid w:val="00C06C2D"/>
+    <w:multiLevelType w:val="multilevel"/>
+    <w:tmpl w:val="A7CCA91A"/>
+    <w:lvl w:ilvl="0">
+      <w:start w:val="1"/>
+      <w:numFmt w:val="decimal"/>
+      <w:lvlText w:val="%1."/>
+      <w:lvlJc w:val="left"/>
+      <w:pPr>
+        <w:tabs>
+          <w:tab w:val="num" w:pos="720"/>
+        </w:tabs>
+        <w:ind w:left="720" w:hanging="360"/>
+      </w:pPr>
+    </w:lvl>
+    <w:lvl w:ilvl="1" w:tentative="1">
+      <w:start w:val="1"/>
+      <w:numFmt w:val="decimal"/>
+      <w:lvlText w:val="%2."/>
+      <w:lvlJc w:val="left"/>
+      <w:pPr>
+        <w:tabs>
+          <w:tab w:val="num" w:pos="1440"/>
+        </w:tabs>
+        <w:ind w:left="1440" w:hanging="360"/>
+      </w:pPr>
+    </w:lvl>
+    <w:lvl w:ilvl="2" w:tentative="1">
+      <w:start w:val="1"/>
+      <w:numFmt w:val="decimal"/>
+      <w:lvlText w:val="%3."/>
+      <w:lvlJc w:val="left"/>
+      <w:pPr>
+        <w:tabs>
+          <w:tab w:val="num" w:pos="2160"/>
+        </w:tabs>
+        <w:ind w:left="2160" w:hanging="360"/>
+      </w:pPr>
+    </w:lvl>
+    <w:lvl w:ilvl="3" w:tentative="1">
+      <w:start w:val="1"/>
+      <w:numFmt w:val="decimal"/>
+      <w:lvlText w:val="%4."/>
+      <w:lvlJc w:val="left"/>
+      <w:pPr>
+        <w:tabs>
+          <w:tab w:val="num" w:pos="2880"/>
+        </w:tabs>
+        <w:ind w:left="2880" w:hanging="360"/>
+      </w:pPr>
+    </w:lvl>
+    <w:lvl w:ilvl="4" w:tentative="1">
+      <w:start w:val="1"/>
+      <w:numFmt w:val="decimal"/>
+      <w:lvlText w:val="%5."/>
+      <w:lvlJc w:val="left"/>
+      <w:pPr>
+        <w:tabs>
+          <w:tab w:val="num" w:pos="3600"/>
+        </w:tabs>
+        <w:ind w:left="3600" w:hanging="360"/>
+      </w:pPr>
+    </w:lvl>
+    <w:lvl w:ilvl="5" w:tentative="1">
+      <w:start w:val="1"/>
+      <w:numFmt w:val="decimal"/>
+      <w:lvlText w:val="%6."/>
+      <w:lvlJc w:val="left"/>
+      <w:pPr>
+        <w:tabs>
+          <w:tab w:val="num" w:pos="4320"/>
+        </w:tabs>
+        <w:ind w:left="4320" w:hanging="360"/>
+      </w:pPr>
+    </w:lvl>
+    <w:lvl w:ilvl="6" w:tentative="1">
+      <w:start w:val="1"/>
+      <w:numFmt w:val="decimal"/>
+      <w:lvlText w:val="%7."/>
+      <w:lvlJc w:val="left"/>
+      <w:pPr>
+        <w:tabs>
+          <w:tab w:val="num" w:pos="5040"/>
+        </w:tabs>
+        <w:ind w:left="5040" w:hanging="360"/>
+      </w:pPr>
+    </w:lvl>
+    <w:lvl w:ilvl="7" w:tentative="1">
+      <w:start w:val="1"/>
+      <w:numFmt w:val="decimal"/>
+      <w:lvlText w:val="%8."/>
+      <w:lvlJc w:val="left"/>
+      <w:pPr>
+        <w:tabs>
+          <w:tab w:val="num" w:pos="5760"/>
+        </w:tabs>
+        <w:ind w:left="5760" w:hanging="360"/>
+      </w:pPr>
+    </w:lvl>
+    <w:lvl w:ilvl="8" w:tentative="1">
+      <w:start w:val="1"/>
+      <w:numFmt w:val="decimal"/>
+      <w:lvlText w:val="%9."/>
+      <w:lvlJc w:val="left"/>
+      <w:pPr>
+        <w:tabs>
+          <w:tab w:val="num" w:pos="6480"/>
+        </w:tabs>
+        <w:ind w:left="6480" w:hanging="360"/>
+      </w:pPr>
+    </w:lvl>
+  </w:abstractNum>
+  <w:abstractNum w:abstractNumId="1" w15:restartNumberingAfterBreak="0">
+    <w:nsid w:val="04CA5AAC"/>
+    <w:multiLevelType w:val="multilevel"/>
+    <w:tmpl w:val="6AFE1892"/>
+    <w:lvl w:ilvl="0">
+      <w:start w:val="1"/>
+      <w:numFmt w:val="decimal"/>
+      <w:lvlText w:val="%1."/>
+      <w:lvlJc w:val="left"/>
+      <w:pPr>
+        <w:tabs>
+          <w:tab w:val="num" w:pos="720"/>
+        </w:tabs>
+        <w:ind w:left="720" w:hanging="360"/>
+      </w:pPr>
+    </w:lvl>
+    <w:lvl w:ilvl="1" w:tentative="1">
+      <w:start w:val="1"/>
+      <w:numFmt w:val="decimal"/>
+      <w:lvlText w:val="%2."/>
+      <w:lvlJc w:val="left"/>
+      <w:pPr>
+        <w:tabs>
+          <w:tab w:val="num" w:pos="1440"/>
+        </w:tabs>
+        <w:ind w:left="1440" w:hanging="360"/>
+      </w:pPr>
+    </w:lvl>
+    <w:lvl w:ilvl="2" w:tentative="1">
+      <w:start w:val="1"/>
+      <w:numFmt w:val="decimal"/>
+      <w:lvlText w:val="%3."/>
+      <w:lvlJc w:val="left"/>
+      <w:pPr>
+        <w:tabs>
+          <w:tab w:val="num" w:pos="2160"/>
+        </w:tabs>
+        <w:ind w:left="2160" w:hanging="360"/>
+      </w:pPr>
+    </w:lvl>
+    <w:lvl w:ilvl="3" w:tentative="1">
+      <w:start w:val="1"/>
+      <w:numFmt w:val="decimal"/>
+      <w:lvlText w:val="%4."/>
+      <w:lvlJc w:val="left"/>
+      <w:pPr>
+        <w:tabs>
+          <w:tab w:val="num" w:pos="2880"/>
+        </w:tabs>
+        <w:ind w:left="2880" w:hanging="360"/>
+      </w:pPr>
+    </w:lvl>
+    <w:lvl w:ilvl="4" w:tentative="1">
+      <w:start w:val="1"/>
+      <w:numFmt w:val="decimal"/>
+      <w:lvlText w:val="%5."/>
+      <w:lvlJc w:val="left"/>
+      <w:pPr>
+        <w:tabs>
+          <w:tab w:val="num" w:pos="3600"/>
+        </w:tabs>
+        <w:ind w:left="3600" w:hanging="360"/>
+      </w:pPr>
+    </w:lvl>
+    <w:lvl w:ilvl="5" w:tentative="1">
+      <w:start w:val="1"/>
+      <w:numFmt w:val="decimal"/>
+      <w:lvlText w:val="%6."/>
+      <w:lvlJc w:val="left"/>
+      <w:pPr>
+        <w:tabs>
+          <w:tab w:val="num" w:pos="4320"/>
+        </w:tabs>
+        <w:ind w:left="4320" w:hanging="360"/>
+      </w:pPr>
+    </w:lvl>
+    <w:lvl w:ilvl="6" w:tentative="1">
+      <w:start w:val="1"/>
+      <w:numFmt w:val="decimal"/>
+      <w:lvlText w:val="%7."/>
+      <w:lvlJc w:val="left"/>
+      <w:pPr>
+        <w:tabs>
+          <w:tab w:val="num" w:pos="5040"/>
+        </w:tabs>
+        <w:ind w:left="5040" w:hanging="360"/>
+      </w:pPr>
+    </w:lvl>
+    <w:lvl w:ilvl="7" w:tentative="1">
+      <w:start w:val="1"/>
+      <w:numFmt w:val="decimal"/>
+      <w:lvlText w:val="%8."/>
+      <w:lvlJc w:val="left"/>
+      <w:pPr>
+        <w:tabs>
+          <w:tab w:val="num" w:pos="5760"/>
+        </w:tabs>
+        <w:ind w:left="5760" w:hanging="360"/>
+      </w:pPr>
+    </w:lvl>
+    <w:lvl w:ilvl="8" w:tentative="1">
+      <w:start w:val="1"/>
+      <w:numFmt w:val="decimal"/>
+      <w:lvlText w:val="%9."/>
+      <w:lvlJc w:val="left"/>
+      <w:pPr>
+        <w:tabs>
+          <w:tab w:val="num" w:pos="6480"/>
+        </w:tabs>
+        <w:ind w:left="6480" w:hanging="360"/>
+      </w:pPr>
+    </w:lvl>
+  </w:abstractNum>
+  <w:abstractNum w:abstractNumId="2" w15:restartNumberingAfterBreak="0">
+    <w:nsid w:val="424E7A1D"/>
+    <w:multiLevelType w:val="hybridMultilevel"/>
+    <w:tmpl w:val="CDEA340C"/>
+    <w:lvl w:ilvl="0" w:tplc="1B2A6BE6">
+      <w:numFmt w:val="bullet"/>
+      <w:lvlText w:val=""/>
+      <w:lvlJc w:val="left"/>
+      <w:pPr>
+        <w:ind w:left="800" w:hanging="360"/>
+      </w:pPr>
+      <w:rPr>
+        <w:rFonts w:ascii="Wingdings" w:eastAsiaTheme="minorEastAsia" w:hAnsi="Wingdings" w:cstheme="minorBidi" w:hint="default"/>
+      </w:rPr>
+    </w:lvl>
+    <w:lvl w:ilvl="1" w:tplc="04090003" w:tentative="1">
+      <w:start w:val="1"/>
+      <w:numFmt w:val="bullet"/>
+      <w:lvlText w:val=""/>
+      <w:lvlJc w:val="left"/>
+      <w:pPr>
+        <w:ind w:left="1320" w:hanging="440"/>
+      </w:pPr>
+      <w:rPr>
+        <w:rFonts w:ascii="Wingdings" w:hAnsi="Wingdings" w:hint="default"/>
+      </w:rPr>
+    </w:lvl>
+    <w:lvl w:ilvl="2" w:tplc="04090005" w:tentative="1">
+      <w:start w:val="1"/>
+      <w:numFmt w:val="bullet"/>
+      <w:lvlText w:val=""/>
+      <w:lvlJc w:val="left"/>
+      <w:pPr>
+        <w:ind w:left="1760" w:hanging="440"/>
+      </w:pPr>
+      <w:rPr>
+        <w:rFonts w:ascii="Wingdings" w:hAnsi="Wingdings" w:hint="default"/>
+      </w:rPr>
+    </w:lvl>
+    <w:lvl w:ilvl="3" w:tplc="04090001" w:tentative="1">
+      <w:start w:val="1"/>
+      <w:numFmt w:val="bullet"/>
+      <w:lvlText w:val=""/>
+      <w:lvlJc w:val="left"/>
+      <w:pPr>
+        <w:ind w:left="2200" w:hanging="440"/>
+      </w:pPr>
+      <w:rPr>
+        <w:rFonts w:ascii="Wingdings" w:hAnsi="Wingdings" w:hint="default"/>
+      </w:rPr>
+    </w:lvl>
+    <w:lvl w:ilvl="4" w:tplc="04090003" w:tentative="1">
+      <w:start w:val="1"/>
+      <w:numFmt w:val="bullet"/>
+      <w:lvlText w:val=""/>
+      <w:lvlJc w:val="left"/>
+      <w:pPr>
+        <w:ind w:left="2640" w:hanging="440"/>
+      </w:pPr>
+      <w:rPr>
+        <w:rFonts w:ascii="Wingdings" w:hAnsi="Wingdings" w:hint="default"/>
+      </w:rPr>
+    </w:lvl>
+    <w:lvl w:ilvl="5" w:tplc="04090005" w:tentative="1">
+      <w:start w:val="1"/>
+      <w:numFmt w:val="bullet"/>
+      <w:lvlText w:val=""/>
+      <w:lvlJc w:val="left"/>
+      <w:pPr>
+        <w:ind w:left="3080" w:hanging="440"/>
+      </w:pPr>
+      <w:rPr>
+        <w:rFonts w:ascii="Wingdings" w:hAnsi="Wingdings" w:hint="default"/>
+      </w:rPr>
+    </w:lvl>
+    <w:lvl w:ilvl="6" w:tplc="04090001" w:tentative="1">
+      <w:start w:val="1"/>
+      <w:numFmt w:val="bullet"/>
+      <w:lvlText w:val=""/>
+      <w:lvlJc w:val="left"/>
+      <w:pPr>
+        <w:ind w:left="3520" w:hanging="440"/>
+      </w:pPr>
+      <w:rPr>
+        <w:rFonts w:ascii="Wingdings" w:hAnsi="Wingdings" w:hint="default"/>
+      </w:rPr>
+    </w:lvl>
+    <w:lvl w:ilvl="7" w:tplc="04090003" w:tentative="1">
+      <w:start w:val="1"/>
+      <w:numFmt w:val="bullet"/>
+      <w:lvlText w:val=""/>
+      <w:lvlJc w:val="left"/>
+      <w:pPr>
+        <w:ind w:left="3960" w:hanging="440"/>
+      </w:pPr>
+      <w:rPr>
+        <w:rFonts w:ascii="Wingdings" w:hAnsi="Wingdings" w:hint="default"/>
+      </w:rPr>
+    </w:lvl>
+    <w:lvl w:ilvl="8" w:tplc="04090005" w:tentative="1">
+      <w:start w:val="1"/>
+      <w:numFmt w:val="bullet"/>
+      <w:lvlText w:val=""/>
+      <w:lvlJc w:val="left"/>
+      <w:pPr>
+        <w:ind w:left="4400" w:hanging="440"/>
+      </w:pPr>
+      <w:rPr>
+        <w:rFonts w:ascii="Wingdings" w:hAnsi="Wingdings" w:hint="default"/>
+      </w:rPr>
+    </w:lvl>
+  </w:abstractNum>
+  <w:abstractNum w:abstractNumId="3" w15:restartNumberingAfterBreak="0">
+    <w:nsid w:val="75325801"/>
+    <w:multiLevelType w:val="hybridMultilevel"/>
+    <w:tmpl w:val="100AB20E"/>
+    <w:lvl w:ilvl="0" w:tplc="F79E2476">
+      <w:numFmt w:val="bullet"/>
+      <w:lvlText w:val="-"/>
+      <w:lvlJc w:val="left"/>
+      <w:pPr>
+        <w:ind w:left="800" w:hanging="360"/>
+      </w:pPr>
+      <w:rPr>
+        <w:rFonts w:ascii="Malgun Gothic" w:eastAsia="Malgun Gothic" w:hAnsi="Malgun Gothic" w:cstheme="minorBidi" w:hint="eastAsia"/>
+      </w:rPr>
+    </w:lvl>
+    <w:lvl w:ilvl="1" w:tplc="04090003" w:tentative="1">
+      <w:start w:val="1"/>
+      <w:numFmt w:val="bullet"/>
+      <w:lvlText w:val=""/>
+      <w:lvlJc w:val="left"/>
+      <w:pPr>
+        <w:ind w:left="1320" w:hanging="440"/>
+      </w:pPr>
+      <w:rPr>
+        <w:rFonts w:ascii="Wingdings" w:hAnsi="Wingdings" w:hint="default"/>
+      </w:rPr>
+    </w:lvl>
+    <w:lvl w:ilvl="2" w:tplc="04090005" w:tentative="1">
+      <w:start w:val="1"/>
+      <w:numFmt w:val="bullet"/>
+      <w:lvlText w:val=""/>
+      <w:lvlJc w:val="left"/>
+      <w:pPr>
+        <w:ind w:left="1760" w:hanging="440"/>
+      </w:pPr>
+      <w:rPr>
+        <w:rFonts w:ascii="Wingdings" w:hAnsi="Wingdings" w:hint="default"/>
+      </w:rPr>
+    </w:lvl>
+    <w:lvl w:ilvl="3" w:tplc="04090001" w:tentative="1">
+      <w:start w:val="1"/>
+      <w:numFmt w:val="bullet"/>
+      <w:lvlText w:val=""/>
+      <w:lvlJc w:val="left"/>
+      <w:pPr>
+        <w:ind w:left="2200" w:hanging="440"/>
+      </w:pPr>
+      <w:rPr>
+        <w:rFonts w:ascii="Wingdings" w:hAnsi="Wingdings" w:hint="default"/>
+      </w:rPr>
+    </w:lvl>
+    <w:lvl w:ilvl="4" w:tplc="04090003" w:tentative="1">
+      <w:start w:val="1"/>
+      <w:numFmt w:val="bullet"/>
+      <w:lvlText w:val=""/>
+      <w:lvlJc w:val="left"/>
+      <w:pPr>
+        <w:ind w:left="2640" w:hanging="440"/>
+      </w:pPr>
+      <w:rPr>
+        <w:rFonts w:ascii="Wingdings" w:hAnsi="Wingdings" w:hint="default"/>
+      </w:rPr>
+    </w:lvl>
+    <w:lvl w:ilvl="5" w:tplc="04090005" w:tentative="1">
+      <w:start w:val="1"/>
+      <w:numFmt w:val="bullet"/>
+      <w:lvlText w:val=""/>
+      <w:lvlJc w:val="left"/>
+      <w:pPr>
+        <w:ind w:left="3080" w:hanging="440"/>
+      </w:pPr>
+      <w:rPr>
+        <w:rFonts w:ascii="Wingdings" w:hAnsi="Wingdings" w:hint="default"/>
+      </w:rPr>
+    </w:lvl>
+    <w:lvl w:ilvl="6" w:tplc="04090001" w:tentative="1">
+      <w:start w:val="1"/>
+      <w:numFmt w:val="bullet"/>
+      <w:lvlText w:val=""/>
+      <w:lvlJc w:val="left"/>
+      <w:pPr>
+        <w:ind w:left="3520" w:hanging="440"/>
+      </w:pPr>
+      <w:rPr>
+        <w:rFonts w:ascii="Wingdings" w:hAnsi="Wingdings" w:hint="default"/>
+      </w:rPr>
+    </w:lvl>
+    <w:lvl w:ilvl="7" w:tplc="04090003" w:tentative="1">
+      <w:start w:val="1"/>
+      <w:numFmt w:val="bullet"/>
+      <w:lvlText w:val=""/>
+      <w:lvlJc w:val="left"/>
+      <w:pPr>
+        <w:ind w:left="3960" w:hanging="440"/>
+      </w:pPr>
+      <w:rPr>
+        <w:rFonts w:ascii="Wingdings" w:hAnsi="Wingdings" w:hint="default"/>
+      </w:rPr>
+    </w:lvl>
+    <w:lvl w:ilvl="8" w:tplc="04090005" w:tentative="1">
+      <w:start w:val="1"/>
+      <w:numFmt w:val="bullet"/>
+      <w:lvlText w:val=""/>
+      <w:lvlJc w:val="left"/>
+      <w:pPr>
+        <w:ind w:left="4400" w:hanging="440"/>
+      </w:pPr>
+      <w:rPr>
+        <w:rFonts w:ascii="Wingdings" w:hAnsi="Wingdings" w:hint="default"/>
+      </w:rPr>
+    </w:lvl>
+  </w:abstractNum>
+  <w:abstractNum w:abstractNumId="4" w15:restartNumberingAfterBreak="0">
+    <w:nsid w:val="77844BE4"/>
+    <w:multiLevelType w:val="hybridMultilevel"/>
+    <w:tmpl w:val="11984A76"/>
+    <w:lvl w:ilvl="0" w:tplc="698487AA">
+      <w:numFmt w:val="bullet"/>
+      <w:lvlText w:val=""/>
+      <w:lvlJc w:val="left"/>
+      <w:pPr>
+        <w:ind w:left="800" w:hanging="360"/>
+      </w:pPr>
+      <w:rPr>
+        <w:rFonts w:ascii="Wingdings" w:eastAsiaTheme="minorEastAsia" w:hAnsi="Wingdings" w:cstheme="minorBidi" w:hint="default"/>
+      </w:rPr>
+    </w:lvl>
+    <w:lvl w:ilvl="1" w:tplc="04090003" w:tentative="1">
+      <w:start w:val="1"/>
+      <w:numFmt w:val="bullet"/>
+      <w:lvlText w:val=""/>
+      <w:lvlJc w:val="left"/>
+      <w:pPr>
+        <w:ind w:left="1320" w:hanging="440"/>
+      </w:pPr>
+      <w:rPr>
+        <w:rFonts w:ascii="Wingdings" w:hAnsi="Wingdings" w:hint="default"/>
+      </w:rPr>
+    </w:lvl>
+    <w:lvl w:ilvl="2" w:tplc="04090005" w:tentative="1">
+      <w:start w:val="1"/>
+      <w:numFmt w:val="bullet"/>
+      <w:lvlText w:val=""/>
+      <w:lvlJc w:val="left"/>
+      <w:pPr>
+        <w:ind w:left="1760" w:hanging="440"/>
+      </w:pPr>
+      <w:rPr>
+        <w:rFonts w:ascii="Wingdings" w:hAnsi="Wingdings" w:hint="default"/>
+      </w:rPr>
+    </w:lvl>
+    <w:lvl w:ilvl="3" w:tplc="04090001" w:tentative="1">
+      <w:start w:val="1"/>
+      <w:numFmt w:val="bullet"/>
+      <w:lvlText w:val=""/>
+      <w:lvlJc w:val="left"/>
+      <w:pPr>
+        <w:ind w:left="2200" w:hanging="440"/>
+      </w:pPr>
+      <w:rPr>
+        <w:rFonts w:ascii="Wingdings" w:hAnsi="Wingdings" w:hint="default"/>
+      </w:rPr>
+    </w:lvl>
+    <w:lvl w:ilvl="4" w:tplc="04090003" w:tentative="1">
+      <w:start w:val="1"/>
+      <w:numFmt w:val="bullet"/>
+      <w:lvlText w:val=""/>
+      <w:lvlJc w:val="left"/>
+      <w:pPr>
+        <w:ind w:left="2640" w:hanging="440"/>
+      </w:pPr>
+      <w:rPr>
+        <w:rFonts w:ascii="Wingdings" w:hAnsi="Wingdings" w:hint="default"/>
+      </w:rPr>
+    </w:lvl>
+    <w:lvl w:ilvl="5" w:tplc="04090005" w:tentative="1">
+      <w:start w:val="1"/>
+      <w:numFmt w:val="bullet"/>
+      <w:lvlText w:val=""/>
+      <w:lvlJc w:val="left"/>
+      <w:pPr>
+        <w:ind w:left="3080" w:hanging="440"/>
+      </w:pPr>
+      <w:rPr>
+        <w:rFonts w:ascii="Wingdings" w:hAnsi="Wingdings" w:hint="default"/>
+      </w:rPr>
+    </w:lvl>
+    <w:lvl w:ilvl="6" w:tplc="04090001" w:tentative="1">
+      <w:start w:val="1"/>
+      <w:numFmt w:val="bullet"/>
+      <w:lvlText w:val=""/>
+      <w:lvlJc w:val="left"/>
+      <w:pPr>
+        <w:ind w:left="3520" w:hanging="440"/>
+      </w:pPr>
+      <w:rPr>
+        <w:rFonts w:ascii="Wingdings" w:hAnsi="Wingdings" w:hint="default"/>
+      </w:rPr>
+    </w:lvl>
+    <w:lvl w:ilvl="7" w:tplc="04090003" w:tentative="1">
+      <w:start w:val="1"/>
+      <w:numFmt w:val="bullet"/>
+      <w:lvlText w:val=""/>
+      <w:lvlJc w:val="left"/>
+      <w:pPr>
+        <w:ind w:left="3960" w:hanging="440"/>
+      </w:pPr>
+      <w:rPr>
+        <w:rFonts w:ascii="Wingdings" w:hAnsi="Wingdings" w:hint="default"/>
+      </w:rPr>
+    </w:lvl>
+    <w:lvl w:ilvl="8" w:tplc="04090005" w:tentative="1">
+      <w:start w:val="1"/>
+      <w:numFmt w:val="bullet"/>
+      <w:lvlText w:val=""/>
+      <w:lvlJc w:val="left"/>
+      <w:pPr>
+        <w:ind w:left="4400" w:hanging="440"/>
+      </w:pPr>
+      <w:rPr>
+        <w:rFonts w:ascii="Wingdings" w:hAnsi="Wingdings" w:hint="default"/>
+      </w:rPr>
+    </w:lvl>
+  </w:abstractNum>
+  <w:num w:numId="1" w16cid:durableId="1926182341">
+    <w:abstractNumId w:val="3"/>
+  </w:num>
+  <w:num w:numId="2" w16cid:durableId="564219586">
+    <w:abstractNumId w:val="4"/>
+  </w:num>
+  <w:num w:numId="3" w16cid:durableId="1380130654">
+    <w:abstractNumId w:val="2"/>
+  </w:num>
+  <w:num w:numId="4" w16cid:durableId="1815485818">
+    <w:abstractNumId w:val="0"/>
+  </w:num>
+  <w:num w:numId="5" w16cid:durableId="2062900863">
+    <w:abstractNumId w:val="1"/>
+  </w:num>
+</w:numbering>
 </file>
 
 <file path=word/styles.xml><?xml version="1.0" encoding="utf-8"?>
@@ -1401,7 +3175,6 @@
     <w:next w:val="a"/>
     <w:link w:val="20"/>
     <w:uiPriority w:val="9"/>
-    <w:semiHidden/>
     <w:unhideWhenUsed/>
     <w:qFormat/>
     <w:rsid w:val="002E242B"/>
@@ -1615,7 +3388,6 @@
     <w:basedOn w:val="a0"/>
     <w:link w:val="2"/>
     <w:uiPriority w:val="9"/>
-    <w:semiHidden/>
     <w:rsid w:val="002E242B"/>
     <w:rPr>
       <w:rFonts w:asciiTheme="majorHAnsi" w:eastAsiaTheme="majorEastAsia" w:hAnsiTheme="majorHAnsi" w:cstheme="majorBidi"/>
@@ -1880,6 +3652,107 @@
       <w:smallCaps/>
       <w:color w:val="2F5496" w:themeColor="accent1" w:themeShade="BF"/>
       <w:spacing w:val="5"/>
+    </w:rPr>
+  </w:style>
+  <w:style w:type="paragraph" w:styleId="aa">
+    <w:name w:val="header"/>
+    <w:basedOn w:val="a"/>
+    <w:link w:val="ab"/>
+    <w:uiPriority w:val="99"/>
+    <w:unhideWhenUsed/>
+    <w:rsid w:val="00EC217B"/>
+    <w:pPr>
+      <w:tabs>
+        <w:tab w:val="center" w:pos="4252"/>
+        <w:tab w:val="right" w:pos="8504"/>
+      </w:tabs>
+      <w:snapToGrid w:val="0"/>
+    </w:pPr>
+  </w:style>
+  <w:style w:type="character" w:customStyle="1" w:styleId="ab">
+    <w:name w:val="ヘッダー (文字)"/>
+    <w:basedOn w:val="a0"/>
+    <w:link w:val="aa"/>
+    <w:uiPriority w:val="99"/>
+    <w:rsid w:val="00EC217B"/>
+  </w:style>
+  <w:style w:type="paragraph" w:styleId="ac">
+    <w:name w:val="footer"/>
+    <w:basedOn w:val="a"/>
+    <w:link w:val="ad"/>
+    <w:uiPriority w:val="99"/>
+    <w:unhideWhenUsed/>
+    <w:rsid w:val="00EC217B"/>
+    <w:pPr>
+      <w:tabs>
+        <w:tab w:val="center" w:pos="4252"/>
+        <w:tab w:val="right" w:pos="8504"/>
+      </w:tabs>
+      <w:snapToGrid w:val="0"/>
+    </w:pPr>
+  </w:style>
+  <w:style w:type="character" w:customStyle="1" w:styleId="ad">
+    <w:name w:val="フッター (文字)"/>
+    <w:basedOn w:val="a0"/>
+    <w:link w:val="ac"/>
+    <w:uiPriority w:val="99"/>
+    <w:rsid w:val="00EC217B"/>
+  </w:style>
+  <w:style w:type="character" w:styleId="ae">
+    <w:name w:val="Hyperlink"/>
+    <w:basedOn w:val="a0"/>
+    <w:uiPriority w:val="99"/>
+    <w:unhideWhenUsed/>
+    <w:rsid w:val="00C836E6"/>
+    <w:rPr>
+      <w:color w:val="0563C1" w:themeColor="hyperlink"/>
+      <w:u w:val="single"/>
+    </w:rPr>
+  </w:style>
+  <w:style w:type="character" w:styleId="af">
+    <w:name w:val="Unresolved Mention"/>
+    <w:basedOn w:val="a0"/>
+    <w:uiPriority w:val="99"/>
+    <w:semiHidden/>
+    <w:unhideWhenUsed/>
+    <w:rsid w:val="00C836E6"/>
+    <w:rPr>
+      <w:color w:val="605E5C"/>
+      <w:shd w:val="clear" w:color="auto" w:fill="E1DFDD"/>
+    </w:rPr>
+  </w:style>
+  <w:style w:type="paragraph" w:styleId="Web">
+    <w:name w:val="Normal (Web)"/>
+    <w:basedOn w:val="a"/>
+    <w:uiPriority w:val="99"/>
+    <w:semiHidden/>
+    <w:unhideWhenUsed/>
+    <w:rsid w:val="00690505"/>
+    <w:pPr>
+      <w:widowControl/>
+      <w:wordWrap/>
+      <w:autoSpaceDE/>
+      <w:autoSpaceDN/>
+      <w:spacing w:before="100" w:beforeAutospacing="1" w:after="100" w:afterAutospacing="1"/>
+    </w:pPr>
+    <w:rPr>
+      <w:rFonts w:ascii="Gulim" w:eastAsia="Gulim" w:hAnsi="Gulim" w:cs="Gulim"/>
+      <w:kern w:val="0"/>
+      <w:sz w:val="24"/>
+      <w14:ligatures w14:val="none"/>
+    </w:rPr>
+  </w:style>
+  <w:style w:type="character" w:styleId="HTML">
+    <w:name w:val="HTML Code"/>
+    <w:basedOn w:val="a0"/>
+    <w:uiPriority w:val="99"/>
+    <w:semiHidden/>
+    <w:unhideWhenUsed/>
+    <w:rsid w:val="00690505"/>
+    <w:rPr>
+      <w:rFonts w:ascii="GulimChe" w:eastAsia="GulimChe" w:hAnsi="GulimChe" w:cs="GulimChe"/>
+      <w:sz w:val="24"/>
+      <w:szCs w:val="24"/>
     </w:rPr>
   </w:style>
 </w:styles>
